--- a/template_ete_simplificado.docx
+++ b/template_ete_simplificado.docx
@@ -3487,20 +3487,20 @@
         <w:tc>
           <w:tcPr>
             <w:tcW w:type="dxa" w:w="1260"/>
-            <w:tcBorders>
-              <w:top w:val="single" w:color="DDE6EE" w:sz="4"/>
-              <w:left w:val="single" w:color="DDE6EE" w:sz="4"/>
-              <w:bottom w:val="single" w:color="DDE6EE" w:sz="4"/>
-              <w:right w:val="single" w:color="DDE6EE" w:sz="4"/>
-            </w:tcBorders>
-            <w:tcMar>
-              <w:top w:type="dxa" w:w="80"/>
-              <w:left w:type="dxa" w:w="120"/>
-              <w:bottom w:type="dxa" w:w="80"/>
-              <w:right w:type="dxa" w:w="120"/>
-            </w:tcMar>
-            <w:vAlign w:val="center"/>
             <w:shd w:val="clear" w:color="auto" w:fill="AAA101"/>
+            <w:tcBorders>
+              <w:top w:val="single" w:color="DDE6EE" w:sz="4"/>
+              <w:left w:val="single" w:color="DDE6EE" w:sz="4"/>
+              <w:bottom w:val="single" w:color="DDE6EE" w:sz="4"/>
+              <w:right w:val="single" w:color="DDE6EE" w:sz="4"/>
+            </w:tcBorders>
+            <w:tcMar>
+              <w:top w:type="dxa" w:w="80"/>
+              <w:left w:type="dxa" w:w="120"/>
+              <w:bottom w:type="dxa" w:w="80"/>
+              <w:right w:type="dxa" w:w="120"/>
+            </w:tcMar>
+            <w:vAlign w:val="center"/>
           </w:tcPr>
           <w:p>
             <w:pPr>
@@ -3738,20 +3738,20 @@
         <w:tc>
           <w:tcPr>
             <w:tcW w:type="dxa" w:w="1260"/>
-            <w:tcBorders>
-              <w:top w:val="single" w:color="DDE6EE" w:sz="4"/>
-              <w:left w:val="single" w:color="DDE6EE" w:sz="4"/>
-              <w:bottom w:val="single" w:color="DDE6EE" w:sz="4"/>
-              <w:right w:val="single" w:color="DDE6EE" w:sz="4"/>
-            </w:tcBorders>
-            <w:tcMar>
-              <w:top w:type="dxa" w:w="80"/>
-              <w:left w:type="dxa" w:w="120"/>
-              <w:bottom w:type="dxa" w:w="80"/>
-              <w:right w:type="dxa" w:w="120"/>
-            </w:tcMar>
-            <w:vAlign w:val="center"/>
             <w:shd w:val="clear" w:color="auto" w:fill="AAA102"/>
+            <w:tcBorders>
+              <w:top w:val="single" w:color="DDE6EE" w:sz="4"/>
+              <w:left w:val="single" w:color="DDE6EE" w:sz="4"/>
+              <w:bottom w:val="single" w:color="DDE6EE" w:sz="4"/>
+              <w:right w:val="single" w:color="DDE6EE" w:sz="4"/>
+            </w:tcBorders>
+            <w:tcMar>
+              <w:top w:type="dxa" w:w="80"/>
+              <w:left w:type="dxa" w:w="120"/>
+              <w:bottom w:type="dxa" w:w="80"/>
+              <w:right w:type="dxa" w:w="120"/>
+            </w:tcMar>
+            <w:vAlign w:val="center"/>
           </w:tcPr>
           <w:p>
             <w:pPr>
@@ -3989,20 +3989,20 @@
         <w:tc>
           <w:tcPr>
             <w:tcW w:type="dxa" w:w="1260"/>
-            <w:tcBorders>
-              <w:top w:val="single" w:color="DDE6EE" w:sz="4"/>
-              <w:left w:val="single" w:color="DDE6EE" w:sz="4"/>
-              <w:bottom w:val="single" w:color="DDE6EE" w:sz="4"/>
-              <w:right w:val="single" w:color="DDE6EE" w:sz="4"/>
-            </w:tcBorders>
-            <w:tcMar>
-              <w:top w:type="dxa" w:w="80"/>
-              <w:left w:type="dxa" w:w="120"/>
-              <w:bottom w:type="dxa" w:w="80"/>
-              <w:right w:type="dxa" w:w="120"/>
-            </w:tcMar>
-            <w:vAlign w:val="center"/>
             <w:shd w:val="clear" w:color="auto" w:fill="AAA103"/>
+            <w:tcBorders>
+              <w:top w:val="single" w:color="DDE6EE" w:sz="4"/>
+              <w:left w:val="single" w:color="DDE6EE" w:sz="4"/>
+              <w:bottom w:val="single" w:color="DDE6EE" w:sz="4"/>
+              <w:right w:val="single" w:color="DDE6EE" w:sz="4"/>
+            </w:tcBorders>
+            <w:tcMar>
+              <w:top w:type="dxa" w:w="80"/>
+              <w:left w:type="dxa" w:w="120"/>
+              <w:bottom w:type="dxa" w:w="80"/>
+              <w:right w:type="dxa" w:w="120"/>
+            </w:tcMar>
+            <w:vAlign w:val="center"/>
           </w:tcPr>
           <w:p>
             <w:pPr>
@@ -4240,20 +4240,20 @@
         <w:tc>
           <w:tcPr>
             <w:tcW w:type="dxa" w:w="1260"/>
-            <w:tcBorders>
-              <w:top w:val="single" w:color="DDE6EE" w:sz="4"/>
-              <w:left w:val="single" w:color="DDE6EE" w:sz="4"/>
-              <w:bottom w:val="single" w:color="DDE6EE" w:sz="4"/>
-              <w:right w:val="single" w:color="DDE6EE" w:sz="4"/>
-            </w:tcBorders>
-            <w:tcMar>
-              <w:top w:type="dxa" w:w="80"/>
-              <w:left w:type="dxa" w:w="120"/>
-              <w:bottom w:type="dxa" w:w="80"/>
-              <w:right w:type="dxa" w:w="120"/>
-            </w:tcMar>
-            <w:vAlign w:val="center"/>
             <w:shd w:val="clear" w:color="auto" w:fill="AAA104"/>
+            <w:tcBorders>
+              <w:top w:val="single" w:color="DDE6EE" w:sz="4"/>
+              <w:left w:val="single" w:color="DDE6EE" w:sz="4"/>
+              <w:bottom w:val="single" w:color="DDE6EE" w:sz="4"/>
+              <w:right w:val="single" w:color="DDE6EE" w:sz="4"/>
+            </w:tcBorders>
+            <w:tcMar>
+              <w:top w:type="dxa" w:w="80"/>
+              <w:left w:type="dxa" w:w="120"/>
+              <w:bottom w:type="dxa" w:w="80"/>
+              <w:right w:type="dxa" w:w="120"/>
+            </w:tcMar>
+            <w:vAlign w:val="center"/>
           </w:tcPr>
           <w:p>
             <w:pPr>
@@ -4491,20 +4491,20 @@
         <w:tc>
           <w:tcPr>
             <w:tcW w:type="dxa" w:w="1260"/>
-            <w:tcBorders>
-              <w:top w:val="single" w:color="DDE6EE" w:sz="4"/>
-              <w:left w:val="single" w:color="DDE6EE" w:sz="4"/>
-              <w:bottom w:val="single" w:color="DDE6EE" w:sz="4"/>
-              <w:right w:val="single" w:color="DDE6EE" w:sz="4"/>
-            </w:tcBorders>
-            <w:tcMar>
-              <w:top w:type="dxa" w:w="80"/>
-              <w:left w:type="dxa" w:w="120"/>
-              <w:bottom w:type="dxa" w:w="80"/>
-              <w:right w:type="dxa" w:w="120"/>
-            </w:tcMar>
-            <w:vAlign w:val="center"/>
             <w:shd w:val="clear" w:color="auto" w:fill="AAA105"/>
+            <w:tcBorders>
+              <w:top w:val="single" w:color="DDE6EE" w:sz="4"/>
+              <w:left w:val="single" w:color="DDE6EE" w:sz="4"/>
+              <w:bottom w:val="single" w:color="DDE6EE" w:sz="4"/>
+              <w:right w:val="single" w:color="DDE6EE" w:sz="4"/>
+            </w:tcBorders>
+            <w:tcMar>
+              <w:top w:type="dxa" w:w="80"/>
+              <w:left w:type="dxa" w:w="120"/>
+              <w:bottom w:type="dxa" w:w="80"/>
+              <w:right w:type="dxa" w:w="120"/>
+            </w:tcMar>
+            <w:vAlign w:val="center"/>
           </w:tcPr>
           <w:p>
             <w:pPr>
@@ -4742,20 +4742,20 @@
         <w:tc>
           <w:tcPr>
             <w:tcW w:type="dxa" w:w="1260"/>
-            <w:tcBorders>
-              <w:top w:val="single" w:color="DDE6EE" w:sz="4"/>
-              <w:left w:val="single" w:color="DDE6EE" w:sz="4"/>
-              <w:bottom w:val="single" w:color="DDE6EE" w:sz="4"/>
-              <w:right w:val="single" w:color="DDE6EE" w:sz="4"/>
-            </w:tcBorders>
-            <w:tcMar>
-              <w:top w:type="dxa" w:w="80"/>
-              <w:left w:type="dxa" w:w="120"/>
-              <w:bottom w:type="dxa" w:w="80"/>
-              <w:right w:type="dxa" w:w="120"/>
-            </w:tcMar>
-            <w:vAlign w:val="center"/>
             <w:shd w:val="clear" w:color="auto" w:fill="AAA106"/>
+            <w:tcBorders>
+              <w:top w:val="single" w:color="DDE6EE" w:sz="4"/>
+              <w:left w:val="single" w:color="DDE6EE" w:sz="4"/>
+              <w:bottom w:val="single" w:color="DDE6EE" w:sz="4"/>
+              <w:right w:val="single" w:color="DDE6EE" w:sz="4"/>
+            </w:tcBorders>
+            <w:tcMar>
+              <w:top w:type="dxa" w:w="80"/>
+              <w:left w:type="dxa" w:w="120"/>
+              <w:bottom w:type="dxa" w:w="80"/>
+              <w:right w:type="dxa" w:w="120"/>
+            </w:tcMar>
+            <w:vAlign w:val="center"/>
           </w:tcPr>
           <w:p>
             <w:pPr>
@@ -4993,20 +4993,20 @@
         <w:tc>
           <w:tcPr>
             <w:tcW w:type="dxa" w:w="1260"/>
-            <w:tcBorders>
-              <w:top w:val="single" w:color="DDE6EE" w:sz="4"/>
-              <w:left w:val="single" w:color="DDE6EE" w:sz="4"/>
-              <w:bottom w:val="single" w:color="DDE6EE" w:sz="4"/>
-              <w:right w:val="single" w:color="DDE6EE" w:sz="4"/>
-            </w:tcBorders>
-            <w:tcMar>
-              <w:top w:type="dxa" w:w="80"/>
-              <w:left w:type="dxa" w:w="120"/>
-              <w:bottom w:type="dxa" w:w="80"/>
-              <w:right w:type="dxa" w:w="120"/>
-            </w:tcMar>
-            <w:vAlign w:val="center"/>
             <w:shd w:val="clear" w:color="auto" w:fill="AAA107"/>
+            <w:tcBorders>
+              <w:top w:val="single" w:color="DDE6EE" w:sz="4"/>
+              <w:left w:val="single" w:color="DDE6EE" w:sz="4"/>
+              <w:bottom w:val="single" w:color="DDE6EE" w:sz="4"/>
+              <w:right w:val="single" w:color="DDE6EE" w:sz="4"/>
+            </w:tcBorders>
+            <w:tcMar>
+              <w:top w:type="dxa" w:w="80"/>
+              <w:left w:type="dxa" w:w="120"/>
+              <w:bottom w:type="dxa" w:w="80"/>
+              <w:right w:type="dxa" w:w="120"/>
+            </w:tcMar>
+            <w:vAlign w:val="center"/>
           </w:tcPr>
           <w:p>
             <w:pPr>

--- a/template_ete_simplificado.docx
+++ b/template_ete_simplificado.docx
@@ -3494,12 +3494,6 @@
               <w:bottom w:val="single" w:color="DDE6EE" w:sz="4"/>
               <w:right w:val="single" w:color="DDE6EE" w:sz="4"/>
             </w:tcBorders>
-            <w:tcMar>
-              <w:top w:type="dxa" w:w="80"/>
-              <w:left w:type="dxa" w:w="120"/>
-              <w:bottom w:type="dxa" w:w="80"/>
-              <w:right w:type="dxa" w:w="120"/>
-            </w:tcMar>
             <w:vAlign w:val="center"/>
           </w:tcPr>
           <w:p>
@@ -3745,24 +3739,18 @@
               <w:bottom w:val="single" w:color="DDE6EE" w:sz="4"/>
               <w:right w:val="single" w:color="DDE6EE" w:sz="4"/>
             </w:tcBorders>
-            <w:tcMar>
-              <w:top w:type="dxa" w:w="80"/>
-              <w:left w:type="dxa" w:w="120"/>
-              <w:bottom w:type="dxa" w:w="80"/>
-              <w:right w:type="dxa" w:w="120"/>
-            </w:tcMar>
-            <w:vAlign w:val="center"/>
-          </w:tcPr>
-          <w:p>
-            <w:pPr>
-              <w:spacing w:after="0" w:before="0" w:line="240" w:lineRule="auto"/>
-              <w:jc w:val="center"/>
-            </w:pPr>
-            <w:r>
-              <w:rPr>
-                <w:rFonts w:ascii="Verdana" w:cs="Verdana" w:eastAsia="Verdana" w:hAnsi="Verdana"/>
-                <w:b w:val="false"/>
-                <w:bCs w:val="false"/>
+            <w:vAlign w:val="center"/>
+          </w:tcPr>
+          <w:p>
+            <w:pPr>
+              <w:spacing w:after="0" w:before="0" w:line="240" w:lineRule="auto"/>
+              <w:jc w:val="center"/>
+            </w:pPr>
+            <w:r>
+              <w:rPr>
+                <w:rFonts w:ascii="Verdana" w:cs="Verdana" w:eastAsia="Verdana" w:hAnsi="Verdana"/>
+                <w:b/>
+                <w:bCs/>
                 <w:color w:val="000000"/>
                 <w:sz w:val="20"/>
                 <w:szCs w:val="20"/>
@@ -3996,24 +3984,18 @@
               <w:bottom w:val="single" w:color="DDE6EE" w:sz="4"/>
               <w:right w:val="single" w:color="DDE6EE" w:sz="4"/>
             </w:tcBorders>
-            <w:tcMar>
-              <w:top w:type="dxa" w:w="80"/>
-              <w:left w:type="dxa" w:w="120"/>
-              <w:bottom w:type="dxa" w:w="80"/>
-              <w:right w:type="dxa" w:w="120"/>
-            </w:tcMar>
-            <w:vAlign w:val="center"/>
-          </w:tcPr>
-          <w:p>
-            <w:pPr>
-              <w:spacing w:after="0" w:before="0" w:line="240" w:lineRule="auto"/>
-              <w:jc w:val="center"/>
-            </w:pPr>
-            <w:r>
-              <w:rPr>
-                <w:rFonts w:ascii="Verdana" w:cs="Verdana" w:eastAsia="Verdana" w:hAnsi="Verdana"/>
-                <w:b w:val="false"/>
-                <w:bCs w:val="false"/>
+            <w:vAlign w:val="center"/>
+          </w:tcPr>
+          <w:p>
+            <w:pPr>
+              <w:spacing w:after="0" w:before="0" w:line="240" w:lineRule="auto"/>
+              <w:jc w:val="center"/>
+            </w:pPr>
+            <w:r>
+              <w:rPr>
+                <w:rFonts w:ascii="Verdana" w:cs="Verdana" w:eastAsia="Verdana" w:hAnsi="Verdana"/>
+                <w:b/>
+                <w:bCs/>
                 <w:color w:val="000000"/>
                 <w:sz w:val="20"/>
                 <w:szCs w:val="20"/>
@@ -4247,24 +4229,18 @@
               <w:bottom w:val="single" w:color="DDE6EE" w:sz="4"/>
               <w:right w:val="single" w:color="DDE6EE" w:sz="4"/>
             </w:tcBorders>
-            <w:tcMar>
-              <w:top w:type="dxa" w:w="80"/>
-              <w:left w:type="dxa" w:w="120"/>
-              <w:bottom w:type="dxa" w:w="80"/>
-              <w:right w:type="dxa" w:w="120"/>
-            </w:tcMar>
-            <w:vAlign w:val="center"/>
-          </w:tcPr>
-          <w:p>
-            <w:pPr>
-              <w:spacing w:after="0" w:before="0" w:line="240" w:lineRule="auto"/>
-              <w:jc w:val="center"/>
-            </w:pPr>
-            <w:r>
-              <w:rPr>
-                <w:rFonts w:ascii="Verdana" w:cs="Verdana" w:eastAsia="Verdana" w:hAnsi="Verdana"/>
-                <w:b w:val="false"/>
-                <w:bCs w:val="false"/>
+            <w:vAlign w:val="center"/>
+          </w:tcPr>
+          <w:p>
+            <w:pPr>
+              <w:spacing w:after="0" w:before="0" w:line="240" w:lineRule="auto"/>
+              <w:jc w:val="center"/>
+            </w:pPr>
+            <w:r>
+              <w:rPr>
+                <w:rFonts w:ascii="Verdana" w:cs="Verdana" w:eastAsia="Verdana" w:hAnsi="Verdana"/>
+                <w:b/>
+                <w:bCs/>
                 <w:color w:val="000000"/>
                 <w:sz w:val="20"/>
                 <w:szCs w:val="20"/>
@@ -4498,24 +4474,18 @@
               <w:bottom w:val="single" w:color="DDE6EE" w:sz="4"/>
               <w:right w:val="single" w:color="DDE6EE" w:sz="4"/>
             </w:tcBorders>
-            <w:tcMar>
-              <w:top w:type="dxa" w:w="80"/>
-              <w:left w:type="dxa" w:w="120"/>
-              <w:bottom w:type="dxa" w:w="80"/>
-              <w:right w:type="dxa" w:w="120"/>
-            </w:tcMar>
-            <w:vAlign w:val="center"/>
-          </w:tcPr>
-          <w:p>
-            <w:pPr>
-              <w:spacing w:after="0" w:before="0" w:line="240" w:lineRule="auto"/>
-              <w:jc w:val="center"/>
-            </w:pPr>
-            <w:r>
-              <w:rPr>
-                <w:rFonts w:ascii="Verdana" w:cs="Verdana" w:eastAsia="Verdana" w:hAnsi="Verdana"/>
-                <w:b w:val="false"/>
-                <w:bCs w:val="false"/>
+            <w:vAlign w:val="center"/>
+          </w:tcPr>
+          <w:p>
+            <w:pPr>
+              <w:spacing w:after="0" w:before="0" w:line="240" w:lineRule="auto"/>
+              <w:jc w:val="center"/>
+            </w:pPr>
+            <w:r>
+              <w:rPr>
+                <w:rFonts w:ascii="Verdana" w:cs="Verdana" w:eastAsia="Verdana" w:hAnsi="Verdana"/>
+                <w:b/>
+                <w:bCs/>
                 <w:color w:val="000000"/>
                 <w:sz w:val="20"/>
                 <w:szCs w:val="20"/>
@@ -4749,12 +4719,6 @@
               <w:bottom w:val="single" w:color="DDE6EE" w:sz="4"/>
               <w:right w:val="single" w:color="DDE6EE" w:sz="4"/>
             </w:tcBorders>
-            <w:tcMar>
-              <w:top w:type="dxa" w:w="80"/>
-              <w:left w:type="dxa" w:w="120"/>
-              <w:bottom w:type="dxa" w:w="80"/>
-              <w:right w:type="dxa" w:w="120"/>
-            </w:tcMar>
             <w:vAlign w:val="center"/>
           </w:tcPr>
           <w:p>
@@ -5000,12 +4964,6 @@
               <w:bottom w:val="single" w:color="DDE6EE" w:sz="4"/>
               <w:right w:val="single" w:color="DDE6EE" w:sz="4"/>
             </w:tcBorders>
-            <w:tcMar>
-              <w:top w:type="dxa" w:w="80"/>
-              <w:left w:type="dxa" w:w="120"/>
-              <w:bottom w:type="dxa" w:w="80"/>
-              <w:right w:type="dxa" w:w="120"/>
-            </w:tcMar>
             <w:vAlign w:val="center"/>
           </w:tcPr>
           <w:p>

--- a/template_ete_simplificado.docx
+++ b/template_ete_simplificado.docx
@@ -839,20 +839,7 @@
           <w:sz w:val="22"/>
           <w:szCs w:val="22"/>
         </w:rPr>
-        <w:t xml:space="preserve">O presente relatório consolida as atividades de manutenção preventiva e corretiva executadas pela </w:t>
-      </w:r>
-      <w:r>
-        <w:rPr>
-          <w:rFonts w:ascii="Verdana" w:cs="Verdana" w:eastAsia="Verdana" w:hAnsi="Verdana"/>
-          <w:b/>
-          <w:bCs/>
-          <w:i w:val="false"/>
-          <w:iCs w:val="false"/>
-          <w:color w:val="000000"/>
-          <w:sz w:val="22"/>
-          <w:szCs w:val="22"/>
-        </w:rPr>
-        <w:t xml:space="preserve">{{EMPRESA_NOME}}</w:t>
+        <w:t xml:space="preserve">O presente relatório tem por objetivo consolidar as atividades de operação, manutenção preventiva e manutenção corretiva realizadas na Estação de Tratamento de Esgotos (ETE) do </w:t>
       </w:r>
       <w:r>
         <w:rPr>
@@ -865,19 +852,6 @@
           <w:sz w:val="22"/>
           <w:szCs w:val="22"/>
         </w:rPr>
-        <w:t xml:space="preserve"> na Estação de Tratamento de Esgoto (ETE) do </w:t>
-      </w:r>
-      <w:r>
-        <w:rPr>
-          <w:rFonts w:ascii="Verdana" w:cs="Verdana" w:eastAsia="Verdana" w:hAnsi="Verdana"/>
-          <w:b/>
-          <w:bCs/>
-          <w:i w:val="false"/>
-          <w:iCs w:val="false"/>
-          <w:color w:val="000000"/>
-          <w:sz w:val="22"/>
-          <w:szCs w:val="22"/>
-        </w:rPr>
         <w:t xml:space="preserve">{{CLIENTE_NOME}}</w:t>
       </w:r>
       <w:r>
@@ -891,15 +865,8 @@
           <w:sz w:val="22"/>
           <w:szCs w:val="22"/>
         </w:rPr>
-        <w:t>, localizado em {{CLIENTE_ENDERECO}}, inscrito sob o CNPJ {{CLIENTE_CNPJ}}.</w:t>
-      </w:r>
-    </w:p>
-    <w:p>
-      <w:pPr>
-        <w:spacing w:after="60" w:before="60" w:line="360" w:lineRule="auto"/>
-        <w:ind w:firstLine="708"/>
-        <w:jc w:val="both"/>
-      </w:pPr>
+        <w:t xml:space="preserve">, localizada em </w:t>
+      </w:r>
       <w:r>
         <w:rPr>
           <w:rFonts w:ascii="Verdana" w:cs="Verdana" w:eastAsia="Verdana" w:hAnsi="Verdana"/>
@@ -911,20 +878,7 @@
           <w:sz w:val="22"/>
           <w:szCs w:val="22"/>
         </w:rPr>
-        <w:t xml:space="preserve">As intervenções descritas abrangem o período de </w:t>
-      </w:r>
-      <w:r>
-        <w:rPr>
-          <w:rFonts w:ascii="Verdana" w:cs="Verdana" w:eastAsia="Verdana" w:hAnsi="Verdana"/>
-          <w:b/>
-          <w:bCs/>
-          <w:i w:val="false"/>
-          <w:iCs w:val="false"/>
-          <w:color w:val="000000"/>
-          <w:sz w:val="22"/>
-          <w:szCs w:val="22"/>
-        </w:rPr>
-        <w:t xml:space="preserve">{{INTRO_PERIODO}}</w:t>
+        <w:t xml:space="preserve">{{CLIENTE_ENDERECO}}</w:t>
       </w:r>
       <w:r>
         <w:rPr>
@@ -937,14 +891,7 @@
           <w:sz w:val="22"/>
           <w:szCs w:val="22"/>
         </w:rPr>
-        <w:t xml:space="preserve"> e incluem {{INTRO_ATIVIDADES}}</w:t>
-      </w:r>
-      <w:r>
-        <w:rPr>
-          <w:color w:val="FFFFFF"/>
-          <w:sz w:val="2"/>
-        </w:rPr>
-        <w:t xml:space="preserve">{{__SECAO_LAB_INI__}}</w:t>
+        <w:t xml:space="preserve">, inscrita no CNPJ sob o nº </w:t>
       </w:r>
       <w:r>
         <w:rPr>
@@ -957,20 +904,7 @@
           <w:sz w:val="22"/>
           <w:szCs w:val="22"/>
         </w:rPr>
-        <w:t xml:space="preserve">. O relatório apresenta, ainda, os resultados das análises laboratoriais realizadas pelo laboratório </w:t>
-      </w:r>
-      <w:r>
-        <w:rPr>
-          <w:rFonts w:ascii="Verdana" w:cs="Verdana" w:eastAsia="Verdana" w:hAnsi="Verdana"/>
-          <w:b/>
-          <w:bCs/>
-          <w:i w:val="false"/>
-          <w:iCs w:val="false"/>
-          <w:color w:val="000000"/>
-          <w:sz w:val="22"/>
-          <w:szCs w:val="22"/>
-        </w:rPr>
-        <w:t xml:space="preserve">{{LABORATORIO}}</w:t>
+        <w:t xml:space="preserve">{{CLIENTE_CNPJ}}</w:t>
       </w:r>
       <w:r>
         <w:rPr>
@@ -983,22 +917,8 @@
           <w:sz w:val="22"/>
           <w:szCs w:val="22"/>
         </w:rPr>
-        <w:t xml:space="preserve"> nos meses de {{INTRO_MESES_LAB}}, com avaliação da eficiência de remoção de carga orgânica e conformidade com os padrões de lançamento da Resolução CONAMA nº 430/2011.</w:t>
-      </w:r>
-      <w:r>
-        <w:rPr>
-          <w:color w:val="FFFFFF"/>
-          <w:sz w:val="2"/>
-        </w:rPr>
-        <w:t xml:space="preserve">{{__SECAO_LAB_FIM__}}</w:t>
-      </w:r>
-    </w:p>
-    <w:p>
-      <w:pPr>
-        <w:spacing w:after="60" w:before="60" w:line="360" w:lineRule="auto"/>
-        <w:ind w:firstLine="708"/>
-        <w:jc w:val="both"/>
-      </w:pPr>
+        <w:t xml:space="preserve">, sob responsabilidade técnica da </w:t>
+      </w:r>
       <w:r>
         <w:rPr>
           <w:rFonts w:ascii="Verdana" w:cs="Verdana" w:eastAsia="Verdana" w:hAnsi="Verdana"/>
@@ -1010,7 +930,203 @@
           <w:sz w:val="22"/>
           <w:szCs w:val="22"/>
         </w:rPr>
-        <w:t>A ETE opera sob o regime de {{TIPO_SISTEMA}}. A manutenção periódica dos equipamentos eletromecânicos e da infraestrutura hidráulica é condição indispensável para o atendimento dos padrões de lançamento previstos na Resolução CONAMA nº 430/2011, na Lei Estadual nº 10.431/2006 e no Decreto Estadual nº 14.024/2012.</w:t>
+        <w:t xml:space="preserve">{{EMPRESA_NOME}}</w:t>
+      </w:r>
+    </w:p>
+    <w:p>
+      <w:pPr>
+        <w:spacing w:after="60" w:before="60" w:line="360" w:lineRule="auto"/>
+        <w:ind w:firstLine="708"/>
+        <w:jc w:val="both"/>
+      </w:pPr>
+      <w:r>
+        <w:rPr>
+          <w:rFonts w:ascii="Verdana" w:cs="Verdana" w:eastAsia="Verdana" w:hAnsi="Verdana"/>
+          <w:b w:val="false"/>
+          <w:bCs w:val="false"/>
+          <w:i w:val="false"/>
+          <w:iCs w:val="false"/>
+          <w:color w:val="000000"/>
+          <w:sz w:val="22"/>
+          <w:szCs w:val="22"/>
+        </w:rPr>
+        <w:t xml:space="preserve">As atividades descritas neste documento foram executadas pela </w:t>
+      </w:r>
+      <w:r>
+        <w:rPr>
+          <w:rFonts w:ascii="Verdana" w:cs="Verdana" w:eastAsia="Verdana" w:hAnsi="Verdana"/>
+          <w:b w:val="false"/>
+          <w:bCs w:val="false"/>
+          <w:i w:val="false"/>
+          <w:iCs w:val="false"/>
+          <w:color w:val="000000"/>
+          <w:sz w:val="22"/>
+          <w:szCs w:val="22"/>
+        </w:rPr>
+        <w:t xml:space="preserve">{{EMPRESA_NOME}}</w:t>
+      </w:r>
+      <w:r>
+        <w:rPr>
+          <w:rFonts w:ascii="Verdana" w:cs="Verdana" w:eastAsia="Verdana" w:hAnsi="Verdana"/>
+          <w:b w:val="false"/>
+          <w:bCs w:val="false"/>
+          <w:i w:val="false"/>
+          <w:iCs w:val="false"/>
+          <w:color w:val="000000"/>
+          <w:sz w:val="22"/>
+          <w:szCs w:val="22"/>
+        </w:rPr>
+        <w:t xml:space="preserve"> durante o período de </w:t>
+      </w:r>
+      <w:r>
+        <w:rPr>
+          <w:rFonts w:ascii="Verdana" w:cs="Verdana" w:eastAsia="Verdana" w:hAnsi="Verdana"/>
+          <w:b w:val="false"/>
+          <w:bCs w:val="false"/>
+          <w:i w:val="false"/>
+          <w:iCs w:val="false"/>
+          <w:color w:val="000000"/>
+          <w:sz w:val="22"/>
+          <w:szCs w:val="22"/>
+        </w:rPr>
+        <w:t xml:space="preserve">{{INTRO_PERIODO}}</w:t>
+      </w:r>
+      <w:r>
+        <w:rPr>
+          <w:rFonts w:ascii="Verdana" w:cs="Verdana" w:eastAsia="Verdana" w:hAnsi="Verdana"/>
+          <w:b w:val="false"/>
+          <w:bCs w:val="false"/>
+          <w:i w:val="false"/>
+          <w:iCs w:val="false"/>
+          <w:color w:val="000000"/>
+          <w:sz w:val="22"/>
+          <w:szCs w:val="22"/>
+        </w:rPr>
+        <w:t xml:space="preserve">, contemplando </w:t>
+      </w:r>
+      <w:r>
+        <w:rPr>
+          <w:rFonts w:ascii="Verdana" w:cs="Verdana" w:eastAsia="Verdana" w:hAnsi="Verdana"/>
+          <w:b w:val="false"/>
+          <w:bCs w:val="false"/>
+          <w:i w:val="false"/>
+          <w:iCs w:val="false"/>
+          <w:color w:val="000000"/>
+          <w:sz w:val="22"/>
+          <w:szCs w:val="22"/>
+        </w:rPr>
+        <w:t xml:space="preserve">{{INTRO_ATIVIDADES}}</w:t>
+      </w:r>
+      <w:r>
+        <w:rPr>
+          <w:rFonts w:ascii="Verdana" w:cs="Verdana" w:eastAsia="Verdana" w:hAnsi="Verdana"/>
+          <w:b w:val="false"/>
+          <w:bCs w:val="false"/>
+          <w:i w:val="false"/>
+          <w:iCs w:val="false"/>
+          <w:color w:val="000000"/>
+          <w:sz w:val="22"/>
+          <w:szCs w:val="22"/>
+        </w:rPr>
+        <w:t xml:space="preserve">. São apresentados os serviços realizados, os registros operacionais da estação e as ações adotadas para assegurar o adequado desempenho do sistema de tratamento.</w:t>
+      </w:r>
+    </w:p>
+    <w:p>
+      <w:pPr>
+        <w:spacing w:after="60" w:before="60" w:line="360" w:lineRule="auto"/>
+        <w:ind w:firstLine="708"/>
+        <w:jc w:val="both"/>
+      </w:pPr>
+      <w:r>
+        <w:rPr>
+          <w:rFonts w:ascii="Verdana" w:cs="Verdana" w:eastAsia="Verdana" w:hAnsi="Verdana"/>
+          <w:b w:val="false"/>
+          <w:bCs w:val="false"/>
+          <w:i w:val="false"/>
+          <w:iCs w:val="false"/>
+          <w:color w:val="000000"/>
+          <w:sz w:val="22"/>
+          <w:szCs w:val="22"/>
+        </w:rPr>
+        <w:t xml:space="preserve">{{__SECAO_LAB_INI__}}</w:t>
+      </w:r>
+      <w:r>
+        <w:rPr>
+          <w:rFonts w:ascii="Verdana" w:cs="Verdana" w:eastAsia="Verdana" w:hAnsi="Verdana"/>
+          <w:b w:val="false"/>
+          <w:bCs w:val="false"/>
+          <w:i w:val="false"/>
+          <w:iCs w:val="false"/>
+          <w:color w:val="000000"/>
+          <w:sz w:val="22"/>
+          <w:szCs w:val="22"/>
+        </w:rPr>
+        <w:t xml:space="preserve">O relatório também reúne os resultados das análises laboratoriais efetuadas pelo laboratório </w:t>
+      </w:r>
+      <w:r>
+        <w:rPr>
+          <w:rFonts w:ascii="Verdana" w:cs="Verdana" w:eastAsia="Verdana" w:hAnsi="Verdana"/>
+          <w:b w:val="false"/>
+          <w:bCs w:val="false"/>
+          <w:i w:val="false"/>
+          <w:iCs w:val="false"/>
+          <w:color w:val="000000"/>
+          <w:sz w:val="22"/>
+          <w:szCs w:val="22"/>
+        </w:rPr>
+        <w:t xml:space="preserve">{{LABORATORIO}}</w:t>
+      </w:r>
+      <w:r>
+        <w:rPr>
+          <w:rFonts w:ascii="Verdana" w:cs="Verdana" w:eastAsia="Verdana" w:hAnsi="Verdana"/>
+          <w:b w:val="false"/>
+          <w:bCs w:val="false"/>
+          <w:i w:val="false"/>
+          <w:iCs w:val="false"/>
+          <w:color w:val="000000"/>
+          <w:sz w:val="22"/>
+          <w:szCs w:val="22"/>
+        </w:rPr>
+        <w:t xml:space="preserve"> nos meses de </w:t>
+      </w:r>
+      <w:r>
+        <w:rPr>
+          <w:rFonts w:ascii="Verdana" w:cs="Verdana" w:eastAsia="Verdana" w:hAnsi="Verdana"/>
+          <w:b w:val="false"/>
+          <w:bCs w:val="false"/>
+          <w:i w:val="false"/>
+          <w:iCs w:val="false"/>
+          <w:color w:val="000000"/>
+          <w:sz w:val="22"/>
+          <w:szCs w:val="22"/>
+        </w:rPr>
+        <w:t xml:space="preserve">{{INTRO_MESES_LAB}}</w:t>
+      </w:r>
+      <w:r>
+        <w:rPr>
+          <w:rFonts w:ascii="Verdana" w:cs="Verdana" w:eastAsia="Verdana" w:hAnsi="Verdana"/>
+          <w:b w:val="false"/>
+          <w:bCs w:val="false"/>
+          <w:i w:val="false"/>
+          <w:iCs w:val="false"/>
+          <w:color w:val="000000"/>
+          <w:sz w:val="22"/>
+          <w:szCs w:val="22"/>
+        </w:rPr>
+        <w:t xml:space="preserve">, incluindo a avaliação da eficiência do tratamento quanto à remoção de carga orgânica e a verificação da conformidade do efluente tratado em relação aos padrões de lançamento estabelecidos pela Resolução CONAMA nº 430/2011 e demais normativas aplicáveis.</w:t>
+      </w:r>
+      <w:r>
+        <w:rPr>
+          <w:rFonts w:ascii="Verdana" w:cs="Verdana" w:eastAsia="Verdana" w:hAnsi="Verdana"/>
+          <w:b w:val="false"/>
+          <w:bCs w:val="false"/>
+          <w:i w:val="false"/>
+          <w:iCs w:val="false"/>
+          <w:color w:val="000000"/>
+          <w:sz w:val="22"/>
+          <w:szCs w:val="22"/>
+        </w:rPr>
+        <w:t xml:space="preserve">{{__SECAO_LAB_FIM__}}</w:t>
       </w:r>
     </w:p>
     <w:p>

--- a/template_ete_simplificado.docx
+++ b/template_ete_simplificado.docx
@@ -839,7 +839,20 @@
           <w:sz w:val="22"/>
           <w:szCs w:val="22"/>
         </w:rPr>
-        <w:t xml:space="preserve">O presente relatório tem por objetivo consolidar as atividades de operação, manutenção preventiva e manutenção corretiva realizadas na Estação de Tratamento de Esgotos (ETE) do </w:t>
+        <w:t xml:space="preserve">O presente relatório tem por objetivo consolidar as atividades de operação, manutenção preventiva e manutenção corretiva realizadas na Estação de Tratamento de Esgotos (ETE) do empreendimento </w:t>
+      </w:r>
+      <w:r>
+        <w:rPr>
+          <w:b/>
+          <w:bCs/>
+          <w:rFonts w:ascii="Verdana" w:cs="Verdana" w:eastAsia="Verdana" w:hAnsi="Verdana"/>
+          <w:i w:val="false"/>
+          <w:iCs w:val="false"/>
+          <w:color w:val="000000"/>
+          <w:sz w:val="22"/>
+          <w:szCs w:val="22"/>
+        </w:rPr>
+        <w:t xml:space="preserve">{{CLIENTE_NOME}}</w:t>
       </w:r>
       <w:r>
         <w:rPr>
@@ -852,7 +865,7 @@
           <w:sz w:val="22"/>
           <w:szCs w:val="22"/>
         </w:rPr>
-        <w:t xml:space="preserve">{{CLIENTE_NOME}}</w:t>
+        <w:t xml:space="preserve">, localizada em </w:t>
       </w:r>
       <w:r>
         <w:rPr>
@@ -865,7 +878,7 @@
           <w:sz w:val="22"/>
           <w:szCs w:val="22"/>
         </w:rPr>
-        <w:t xml:space="preserve">, localizada em </w:t>
+        <w:t xml:space="preserve">{{CLIENTE_ENDERECO}}</w:t>
       </w:r>
       <w:r>
         <w:rPr>
@@ -878,7 +891,20 @@
           <w:sz w:val="22"/>
           <w:szCs w:val="22"/>
         </w:rPr>
-        <w:t xml:space="preserve">{{CLIENTE_ENDERECO}}</w:t>
+        <w:t xml:space="preserve">, inscrita no CNPJ sob o nº </w:t>
+      </w:r>
+      <w:r>
+        <w:rPr>
+          <w:b/>
+          <w:bCs/>
+          <w:rFonts w:ascii="Verdana" w:cs="Verdana" w:eastAsia="Verdana" w:hAnsi="Verdana"/>
+          <w:i w:val="false"/>
+          <w:iCs w:val="false"/>
+          <w:color w:val="000000"/>
+          <w:sz w:val="22"/>
+          <w:szCs w:val="22"/>
+        </w:rPr>
+        <w:t xml:space="preserve">{{CLIENTE_CNPJ}}</w:t>
       </w:r>
       <w:r>
         <w:rPr>
@@ -891,8 +917,28 @@
           <w:sz w:val="22"/>
           <w:szCs w:val="22"/>
         </w:rPr>
-        <w:t xml:space="preserve">, inscrita no CNPJ sob o nº </w:t>
-      </w:r>
+        <w:t xml:space="preserve">, sob responsabilidade técnica da </w:t>
+      </w:r>
+      <w:r>
+        <w:rPr>
+          <w:b/>
+          <w:bCs/>
+          <w:rFonts w:ascii="Verdana" w:cs="Verdana" w:eastAsia="Verdana" w:hAnsi="Verdana"/>
+          <w:i w:val="false"/>
+          <w:iCs w:val="false"/>
+          <w:color w:val="000000"/>
+          <w:sz w:val="22"/>
+          <w:szCs w:val="22"/>
+        </w:rPr>
+        <w:t xml:space="preserve">{{EMPRESA_NOME}}</w:t>
+      </w:r>
+    </w:p>
+    <w:p>
+      <w:pPr>
+        <w:spacing w:after="60" w:before="60" w:line="360" w:lineRule="auto"/>
+        <w:ind w:firstLine="708"/>
+        <w:jc w:val="both"/>
+      </w:pPr>
       <w:r>
         <w:rPr>
           <w:rFonts w:ascii="Verdana" w:cs="Verdana" w:eastAsia="Verdana" w:hAnsi="Verdana"/>
@@ -904,7 +950,20 @@
           <w:sz w:val="22"/>
           <w:szCs w:val="22"/>
         </w:rPr>
-        <w:t xml:space="preserve">{{CLIENTE_CNPJ}}</w:t>
+        <w:t xml:space="preserve">As atividades descritas neste documento foram executadas pela </w:t>
+      </w:r>
+      <w:r>
+        <w:rPr>
+          <w:b/>
+          <w:bCs/>
+          <w:rFonts w:ascii="Verdana" w:cs="Verdana" w:eastAsia="Verdana" w:hAnsi="Verdana"/>
+          <w:i w:val="false"/>
+          <w:iCs w:val="false"/>
+          <w:color w:val="000000"/>
+          <w:sz w:val="22"/>
+          <w:szCs w:val="22"/>
+        </w:rPr>
+        <w:t xml:space="preserve">{{EMPRESA_NOME}}</w:t>
       </w:r>
       <w:r>
         <w:rPr>
@@ -917,7 +976,20 @@
           <w:sz w:val="22"/>
           <w:szCs w:val="22"/>
         </w:rPr>
-        <w:t xml:space="preserve">, sob responsabilidade técnica da </w:t>
+        <w:t xml:space="preserve">, durante o período de </w:t>
+      </w:r>
+      <w:r>
+        <w:rPr>
+          <w:b/>
+          <w:bCs/>
+          <w:rFonts w:ascii="Verdana" w:cs="Verdana" w:eastAsia="Verdana" w:hAnsi="Verdana"/>
+          <w:i w:val="false"/>
+          <w:iCs w:val="false"/>
+          <w:color w:val="000000"/>
+          <w:sz w:val="22"/>
+          <w:szCs w:val="22"/>
+        </w:rPr>
+        <w:t xml:space="preserve">{{INTRO_PERIODO}}</w:t>
       </w:r>
       <w:r>
         <w:rPr>
@@ -930,7 +1002,7 @@
           <w:sz w:val="22"/>
           <w:szCs w:val="22"/>
         </w:rPr>
-        <w:t xml:space="preserve">{{EMPRESA_NOME}}</w:t>
+        <w:t xml:space="preserve">. São apresentados os serviços realizados, os registros operacionais da estação e as ações adotadas para assegurar o adequado desempenho do sistema de tratamento.</w:t>
       </w:r>
     </w:p>
     <w:p>
@@ -950,7 +1022,7 @@
           <w:sz w:val="22"/>
           <w:szCs w:val="22"/>
         </w:rPr>
-        <w:t xml:space="preserve">As atividades descritas neste documento foram executadas pela </w:t>
+        <w:t xml:space="preserve">{{__SECAO_LAB_INI__}}</w:t>
       </w:r>
       <w:r>
         <w:rPr>
@@ -963,7 +1035,20 @@
           <w:sz w:val="22"/>
           <w:szCs w:val="22"/>
         </w:rPr>
-        <w:t xml:space="preserve">{{EMPRESA_NOME}}</w:t>
+        <w:t xml:space="preserve">O relatório também reúne os resultados das análises laboratoriais efetuadas pelo laboratório </w:t>
+      </w:r>
+      <w:r>
+        <w:rPr>
+          <w:b/>
+          <w:bCs/>
+          <w:rFonts w:ascii="Verdana" w:cs="Verdana" w:eastAsia="Verdana" w:hAnsi="Verdana"/>
+          <w:i w:val="false"/>
+          <w:iCs w:val="false"/>
+          <w:color w:val="000000"/>
+          <w:sz w:val="22"/>
+          <w:szCs w:val="22"/>
+        </w:rPr>
+        <w:t xml:space="preserve">{{LABORATORIO}}</w:t>
       </w:r>
       <w:r>
         <w:rPr>
@@ -976,7 +1061,7 @@
           <w:sz w:val="22"/>
           <w:szCs w:val="22"/>
         </w:rPr>
-        <w:t xml:space="preserve"> durante o período de </w:t>
+        <w:t xml:space="preserve"> nos meses de </w:t>
       </w:r>
       <w:r>
         <w:rPr>
@@ -989,7 +1074,7 @@
           <w:sz w:val="22"/>
           <w:szCs w:val="22"/>
         </w:rPr>
-        <w:t xml:space="preserve">{{INTRO_PERIODO}}</w:t>
+        <w:t xml:space="preserve">{{INTRO_MESES_LAB}}</w:t>
       </w:r>
       <w:r>
         <w:rPr>
@@ -1002,7 +1087,20 @@
           <w:sz w:val="22"/>
           <w:szCs w:val="22"/>
         </w:rPr>
-        <w:t xml:space="preserve">, contemplando </w:t>
+        <w:t xml:space="preserve">, incluindo a avaliação da eficiência do tratamento quanto à remoção de carga orgânica e a verificação da conformidade do efluente tratado em relação aos padrões de lançamento estabelecidos pela </w:t>
+      </w:r>
+      <w:r>
+        <w:rPr>
+          <w:b/>
+          <w:bCs/>
+          <w:rFonts w:ascii="Verdana" w:cs="Verdana" w:eastAsia="Verdana" w:hAnsi="Verdana"/>
+          <w:i w:val="false"/>
+          <w:iCs w:val="false"/>
+          <w:color w:val="000000"/>
+          <w:sz w:val="22"/>
+          <w:szCs w:val="22"/>
+        </w:rPr>
+        <w:t xml:space="preserve">Resolução CONAMA nº 430/2011</w:t>
       </w:r>
       <w:r>
         <w:rPr>
@@ -1015,105 +1113,7 @@
           <w:sz w:val="22"/>
           <w:szCs w:val="22"/>
         </w:rPr>
-        <w:t xml:space="preserve">{{INTRO_ATIVIDADES}}</w:t>
-      </w:r>
-      <w:r>
-        <w:rPr>
-          <w:rFonts w:ascii="Verdana" w:cs="Verdana" w:eastAsia="Verdana" w:hAnsi="Verdana"/>
-          <w:b w:val="false"/>
-          <w:bCs w:val="false"/>
-          <w:i w:val="false"/>
-          <w:iCs w:val="false"/>
-          <w:color w:val="000000"/>
-          <w:sz w:val="22"/>
-          <w:szCs w:val="22"/>
-        </w:rPr>
-        <w:t xml:space="preserve">. São apresentados os serviços realizados, os registros operacionais da estação e as ações adotadas para assegurar o adequado desempenho do sistema de tratamento.</w:t>
-      </w:r>
-    </w:p>
-    <w:p>
-      <w:pPr>
-        <w:spacing w:after="60" w:before="60" w:line="360" w:lineRule="auto"/>
-        <w:ind w:firstLine="708"/>
-        <w:jc w:val="both"/>
-      </w:pPr>
-      <w:r>
-        <w:rPr>
-          <w:rFonts w:ascii="Verdana" w:cs="Verdana" w:eastAsia="Verdana" w:hAnsi="Verdana"/>
-          <w:b w:val="false"/>
-          <w:bCs w:val="false"/>
-          <w:i w:val="false"/>
-          <w:iCs w:val="false"/>
-          <w:color w:val="000000"/>
-          <w:sz w:val="22"/>
-          <w:szCs w:val="22"/>
-        </w:rPr>
-        <w:t xml:space="preserve">{{__SECAO_LAB_INI__}}</w:t>
-      </w:r>
-      <w:r>
-        <w:rPr>
-          <w:rFonts w:ascii="Verdana" w:cs="Verdana" w:eastAsia="Verdana" w:hAnsi="Verdana"/>
-          <w:b w:val="false"/>
-          <w:bCs w:val="false"/>
-          <w:i w:val="false"/>
-          <w:iCs w:val="false"/>
-          <w:color w:val="000000"/>
-          <w:sz w:val="22"/>
-          <w:szCs w:val="22"/>
-        </w:rPr>
-        <w:t xml:space="preserve">O relatório também reúne os resultados das análises laboratoriais efetuadas pelo laboratório </w:t>
-      </w:r>
-      <w:r>
-        <w:rPr>
-          <w:rFonts w:ascii="Verdana" w:cs="Verdana" w:eastAsia="Verdana" w:hAnsi="Verdana"/>
-          <w:b w:val="false"/>
-          <w:bCs w:val="false"/>
-          <w:i w:val="false"/>
-          <w:iCs w:val="false"/>
-          <w:color w:val="000000"/>
-          <w:sz w:val="22"/>
-          <w:szCs w:val="22"/>
-        </w:rPr>
-        <w:t xml:space="preserve">{{LABORATORIO}}</w:t>
-      </w:r>
-      <w:r>
-        <w:rPr>
-          <w:rFonts w:ascii="Verdana" w:cs="Verdana" w:eastAsia="Verdana" w:hAnsi="Verdana"/>
-          <w:b w:val="false"/>
-          <w:bCs w:val="false"/>
-          <w:i w:val="false"/>
-          <w:iCs w:val="false"/>
-          <w:color w:val="000000"/>
-          <w:sz w:val="22"/>
-          <w:szCs w:val="22"/>
-        </w:rPr>
-        <w:t xml:space="preserve"> nos meses de </w:t>
-      </w:r>
-      <w:r>
-        <w:rPr>
-          <w:rFonts w:ascii="Verdana" w:cs="Verdana" w:eastAsia="Verdana" w:hAnsi="Verdana"/>
-          <w:b w:val="false"/>
-          <w:bCs w:val="false"/>
-          <w:i w:val="false"/>
-          <w:iCs w:val="false"/>
-          <w:color w:val="000000"/>
-          <w:sz w:val="22"/>
-          <w:szCs w:val="22"/>
-        </w:rPr>
-        <w:t xml:space="preserve">{{INTRO_MESES_LAB}}</w:t>
-      </w:r>
-      <w:r>
-        <w:rPr>
-          <w:rFonts w:ascii="Verdana" w:cs="Verdana" w:eastAsia="Verdana" w:hAnsi="Verdana"/>
-          <w:b w:val="false"/>
-          <w:bCs w:val="false"/>
-          <w:i w:val="false"/>
-          <w:iCs w:val="false"/>
-          <w:color w:val="000000"/>
-          <w:sz w:val="22"/>
-          <w:szCs w:val="22"/>
-        </w:rPr>
-        <w:t xml:space="preserve">, incluindo a avaliação da eficiência do tratamento quanto à remoção de carga orgânica e a verificação da conformidade do efluente tratado em relação aos padrões de lançamento estabelecidos pela Resolução CONAMA nº 430/2011 e demais normativas aplicáveis.</w:t>
+        <w:t xml:space="preserve"> e demais normativas aplicáveis.</w:t>
       </w:r>
       <w:r>
         <w:rPr>

--- a/template_ete_simplificado.docx
+++ b/template_ete_simplificado.docx
@@ -865,7 +865,20 @@
           <w:sz w:val="22"/>
           <w:szCs w:val="22"/>
         </w:rPr>
-        <w:t xml:space="preserve">, localizada em </w:t>
+        <w:t xml:space="preserve">, localizada em {{CLIENTE_ENDERECO}}, inscrita no CNPJ sob o nº </w:t>
+      </w:r>
+      <w:r>
+        <w:rPr>
+          <w:b/>
+          <w:bCs/>
+          <w:rFonts w:ascii="Verdana" w:cs="Verdana" w:eastAsia="Verdana" w:hAnsi="Verdana"/>
+          <w:i w:val="false"/>
+          <w:iCs w:val="false"/>
+          <w:color w:val="000000"/>
+          <w:sz w:val="22"/>
+          <w:szCs w:val="22"/>
+        </w:rPr>
+        <w:t xml:space="preserve">{{CLIENTE_CNPJ}}</w:t>
       </w:r>
       <w:r>
         <w:rPr>
@@ -878,8 +891,28 @@
           <w:sz w:val="22"/>
           <w:szCs w:val="22"/>
         </w:rPr>
-        <w:t xml:space="preserve">{{CLIENTE_ENDERECO}}</w:t>
-      </w:r>
+        <w:t xml:space="preserve">, sob responsabilidade técnica da </w:t>
+      </w:r>
+      <w:r>
+        <w:rPr>
+          <w:b/>
+          <w:bCs/>
+          <w:rFonts w:ascii="Verdana" w:cs="Verdana" w:eastAsia="Verdana" w:hAnsi="Verdana"/>
+          <w:i w:val="false"/>
+          <w:iCs w:val="false"/>
+          <w:color w:val="000000"/>
+          <w:sz w:val="22"/>
+          <w:szCs w:val="22"/>
+        </w:rPr>
+        <w:t xml:space="preserve">{{EMPRESA_NOME}}</w:t>
+      </w:r>
+    </w:p>
+    <w:p>
+      <w:pPr>
+        <w:spacing w:after="60" w:before="60" w:line="360" w:lineRule="auto"/>
+        <w:ind w:firstLine="708"/>
+        <w:jc w:val="both"/>
+      </w:pPr>
       <w:r>
         <w:rPr>
           <w:rFonts w:ascii="Verdana" w:cs="Verdana" w:eastAsia="Verdana" w:hAnsi="Verdana"/>
@@ -891,7 +924,7 @@
           <w:sz w:val="22"/>
           <w:szCs w:val="22"/>
         </w:rPr>
-        <w:t xml:space="preserve">, inscrita no CNPJ sob o nº </w:t>
+        <w:t xml:space="preserve">As atividades descritas neste relatório abrangem o período de </w:t>
       </w:r>
       <w:r>
         <w:rPr>
@@ -904,7 +937,7 @@
           <w:sz w:val="22"/>
           <w:szCs w:val="22"/>
         </w:rPr>
-        <w:t xml:space="preserve">{{CLIENTE_CNPJ}}</w:t>
+        <w:t xml:space="preserve">{{INTRO_PERIODO}}</w:t>
       </w:r>
       <w:r>
         <w:rPr>
@@ -917,20 +950,7 @@
           <w:sz w:val="22"/>
           <w:szCs w:val="22"/>
         </w:rPr>
-        <w:t xml:space="preserve">, sob responsabilidade técnica da </w:t>
-      </w:r>
-      <w:r>
-        <w:rPr>
-          <w:b/>
-          <w:bCs/>
-          <w:rFonts w:ascii="Verdana" w:cs="Verdana" w:eastAsia="Verdana" w:hAnsi="Verdana"/>
-          <w:i w:val="false"/>
-          <w:iCs w:val="false"/>
-          <w:color w:val="000000"/>
-          <w:sz w:val="22"/>
-          <w:szCs w:val="22"/>
-        </w:rPr>
-        <w:t xml:space="preserve">{{EMPRESA_NOME}}</w:t>
+        <w:t xml:space="preserve">, contemplando os registros operacionais da ETE, os serviços executados e as ações adotadas para assegurar o adequado desempenho do sistema de tratamento.</w:t>
       </w:r>
     </w:p>
     <w:p>
@@ -950,7 +970,7 @@
           <w:sz w:val="22"/>
           <w:szCs w:val="22"/>
         </w:rPr>
-        <w:t xml:space="preserve">As atividades descritas neste documento foram executadas pela </w:t>
+        <w:t xml:space="preserve">{{__SECAO_LAB_INI__}}O relatório também reúne os resultados das análises laboratoriais efetuadas pelo laboratório </w:t>
       </w:r>
       <w:r>
         <w:rPr>
@@ -963,7 +983,7 @@
           <w:sz w:val="22"/>
           <w:szCs w:val="22"/>
         </w:rPr>
-        <w:t xml:space="preserve">{{EMPRESA_NOME}}</w:t>
+        <w:t xml:space="preserve">{{LABORATORIO}}</w:t>
       </w:r>
       <w:r>
         <w:rPr>
@@ -976,7 +996,7 @@
           <w:sz w:val="22"/>
           <w:szCs w:val="22"/>
         </w:rPr>
-        <w:t xml:space="preserve">, durante o período de </w:t>
+        <w:t xml:space="preserve"> nos meses de {{INTRO_MESES_LAB}}, incluindo a avaliação da eficiência do tratamento quanto à remoção de carga orgânica e a verificação da conformidade do efluente tratado em relação aos padrões de lançamento estabelecidos pela </w:t>
       </w:r>
       <w:r>
         <w:rPr>
@@ -989,7 +1009,7 @@
           <w:sz w:val="22"/>
           <w:szCs w:val="22"/>
         </w:rPr>
-        <w:t xml:space="preserve">{{INTRO_PERIODO}}</w:t>
+        <w:t xml:space="preserve">Resolução CONAMA nº 430/2011</w:t>
       </w:r>
       <w:r>
         <w:rPr>
@@ -1002,131 +1022,7 @@
           <w:sz w:val="22"/>
           <w:szCs w:val="22"/>
         </w:rPr>
-        <w:t xml:space="preserve">. São apresentados os serviços realizados, os registros operacionais da estação e as ações adotadas para assegurar o adequado desempenho do sistema de tratamento.</w:t>
-      </w:r>
-    </w:p>
-    <w:p>
-      <w:pPr>
-        <w:spacing w:after="60" w:before="60" w:line="360" w:lineRule="auto"/>
-        <w:ind w:firstLine="708"/>
-        <w:jc w:val="both"/>
-      </w:pPr>
-      <w:r>
-        <w:rPr>
-          <w:rFonts w:ascii="Verdana" w:cs="Verdana" w:eastAsia="Verdana" w:hAnsi="Verdana"/>
-          <w:b w:val="false"/>
-          <w:bCs w:val="false"/>
-          <w:i w:val="false"/>
-          <w:iCs w:val="false"/>
-          <w:color w:val="000000"/>
-          <w:sz w:val="22"/>
-          <w:szCs w:val="22"/>
-        </w:rPr>
-        <w:t xml:space="preserve">{{__SECAO_LAB_INI__}}</w:t>
-      </w:r>
-      <w:r>
-        <w:rPr>
-          <w:rFonts w:ascii="Verdana" w:cs="Verdana" w:eastAsia="Verdana" w:hAnsi="Verdana"/>
-          <w:b w:val="false"/>
-          <w:bCs w:val="false"/>
-          <w:i w:val="false"/>
-          <w:iCs w:val="false"/>
-          <w:color w:val="000000"/>
-          <w:sz w:val="22"/>
-          <w:szCs w:val="22"/>
-        </w:rPr>
-        <w:t xml:space="preserve">O relatório também reúne os resultados das análises laboratoriais efetuadas pelo laboratório </w:t>
-      </w:r>
-      <w:r>
-        <w:rPr>
-          <w:b/>
-          <w:bCs/>
-          <w:rFonts w:ascii="Verdana" w:cs="Verdana" w:eastAsia="Verdana" w:hAnsi="Verdana"/>
-          <w:i w:val="false"/>
-          <w:iCs w:val="false"/>
-          <w:color w:val="000000"/>
-          <w:sz w:val="22"/>
-          <w:szCs w:val="22"/>
-        </w:rPr>
-        <w:t xml:space="preserve">{{LABORATORIO}}</w:t>
-      </w:r>
-      <w:r>
-        <w:rPr>
-          <w:rFonts w:ascii="Verdana" w:cs="Verdana" w:eastAsia="Verdana" w:hAnsi="Verdana"/>
-          <w:b w:val="false"/>
-          <w:bCs w:val="false"/>
-          <w:i w:val="false"/>
-          <w:iCs w:val="false"/>
-          <w:color w:val="000000"/>
-          <w:sz w:val="22"/>
-          <w:szCs w:val="22"/>
-        </w:rPr>
-        <w:t xml:space="preserve"> nos meses de </w:t>
-      </w:r>
-      <w:r>
-        <w:rPr>
-          <w:rFonts w:ascii="Verdana" w:cs="Verdana" w:eastAsia="Verdana" w:hAnsi="Verdana"/>
-          <w:b w:val="false"/>
-          <w:bCs w:val="false"/>
-          <w:i w:val="false"/>
-          <w:iCs w:val="false"/>
-          <w:color w:val="000000"/>
-          <w:sz w:val="22"/>
-          <w:szCs w:val="22"/>
-        </w:rPr>
-        <w:t xml:space="preserve">{{INTRO_MESES_LAB}}</w:t>
-      </w:r>
-      <w:r>
-        <w:rPr>
-          <w:rFonts w:ascii="Verdana" w:cs="Verdana" w:eastAsia="Verdana" w:hAnsi="Verdana"/>
-          <w:b w:val="false"/>
-          <w:bCs w:val="false"/>
-          <w:i w:val="false"/>
-          <w:iCs w:val="false"/>
-          <w:color w:val="000000"/>
-          <w:sz w:val="22"/>
-          <w:szCs w:val="22"/>
-        </w:rPr>
-        <w:t xml:space="preserve">, incluindo a avaliação da eficiência do tratamento quanto à remoção de carga orgânica e a verificação da conformidade do efluente tratado em relação aos padrões de lançamento estabelecidos pela </w:t>
-      </w:r>
-      <w:r>
-        <w:rPr>
-          <w:b/>
-          <w:bCs/>
-          <w:rFonts w:ascii="Verdana" w:cs="Verdana" w:eastAsia="Verdana" w:hAnsi="Verdana"/>
-          <w:i w:val="false"/>
-          <w:iCs w:val="false"/>
-          <w:color w:val="000000"/>
-          <w:sz w:val="22"/>
-          <w:szCs w:val="22"/>
-        </w:rPr>
-        <w:t xml:space="preserve">Resolução CONAMA nº 430/2011</w:t>
-      </w:r>
-      <w:r>
-        <w:rPr>
-          <w:rFonts w:ascii="Verdana" w:cs="Verdana" w:eastAsia="Verdana" w:hAnsi="Verdana"/>
-          <w:b w:val="false"/>
-          <w:bCs w:val="false"/>
-          <w:i w:val="false"/>
-          <w:iCs w:val="false"/>
-          <w:color w:val="000000"/>
-          <w:sz w:val="22"/>
-          <w:szCs w:val="22"/>
-        </w:rPr>
-        <w:t xml:space="preserve"> e demais normativas aplicáveis.</w:t>
-      </w:r>
-      <w:r>
-        <w:rPr>
-          <w:rFonts w:ascii="Verdana" w:cs="Verdana" w:eastAsia="Verdana" w:hAnsi="Verdana"/>
-          <w:b w:val="false"/>
-          <w:bCs w:val="false"/>
-          <w:i w:val="false"/>
-          <w:iCs w:val="false"/>
-          <w:color w:val="000000"/>
-          <w:sz w:val="22"/>
-          <w:szCs w:val="22"/>
-        </w:rPr>
-        <w:t xml:space="preserve">{{__SECAO_LAB_FIM__}}</w:t>
+        <w:t xml:space="preserve"> e demais normativas aplicáveis.{{__SECAO_LAB_FIM__}}</w:t>
       </w:r>
     </w:p>
     <w:p>

--- a/template_ete_simplificado.docx
+++ b/template_ete_simplificado.docx
@@ -1076,8 +1076,8 @@
                 <w:rFonts w:ascii="Verdana" w:cs="Verdana" w:eastAsia="Verdana" w:hAnsi="Verdana"/>
                 <w:b/>
                 <w:bCs/>
-                <w:sz w:val="20"/>
-                <w:szCs w:val="20"/>
+                <w:sz w:val="22"/>
+                <w:szCs w:val="22"/>
               </w:rPr>
               <w:t xml:space="preserve">Empreendimento</w:t>
             </w:r>
@@ -1102,8 +1102,8 @@
             <w:r>
               <w:rPr>
                 <w:rFonts w:ascii="Verdana" w:cs="Verdana" w:eastAsia="Verdana" w:hAnsi="Verdana"/>
-                <w:sz w:val="20"/>
-                <w:szCs w:val="20"/>
+                <w:sz w:val="22"/>
+                <w:szCs w:val="22"/>
               </w:rPr>
               <w:t xml:space="preserve">{{CLIENTE_NOME}}</w:t>
             </w:r>
@@ -1136,8 +1136,8 @@
                 <w:rFonts w:ascii="Verdana" w:cs="Verdana" w:eastAsia="Verdana" w:hAnsi="Verdana"/>
                 <w:b/>
                 <w:bCs/>
-                <w:sz w:val="20"/>
-                <w:szCs w:val="20"/>
+                <w:sz w:val="22"/>
+                <w:szCs w:val="22"/>
               </w:rPr>
               <w:t xml:space="preserve">CNPJ</w:t>
             </w:r>
@@ -1162,8 +1162,8 @@
             <w:r>
               <w:rPr>
                 <w:rFonts w:ascii="Verdana" w:cs="Verdana" w:eastAsia="Verdana" w:hAnsi="Verdana"/>
-                <w:sz w:val="20"/>
-                <w:szCs w:val="20"/>
+                <w:sz w:val="22"/>
+                <w:szCs w:val="22"/>
               </w:rPr>
               <w:t xml:space="preserve">{{CLIENTE_CNPJ}}</w:t>
             </w:r>
@@ -1196,8 +1196,8 @@
                 <w:rFonts w:ascii="Verdana" w:cs="Verdana" w:eastAsia="Verdana" w:hAnsi="Verdana"/>
                 <w:b/>
                 <w:bCs/>
-                <w:sz w:val="20"/>
-                <w:szCs w:val="20"/>
+                <w:sz w:val="22"/>
+                <w:szCs w:val="22"/>
               </w:rPr>
               <w:t xml:space="preserve">Endereço</w:t>
             </w:r>
@@ -1222,8 +1222,8 @@
             <w:r>
               <w:rPr>
                 <w:rFonts w:ascii="Verdana" w:cs="Verdana" w:eastAsia="Verdana" w:hAnsi="Verdana"/>
-                <w:sz w:val="20"/>
-                <w:szCs w:val="20"/>
+                <w:sz w:val="22"/>
+                <w:szCs w:val="22"/>
               </w:rPr>
               <w:t xml:space="preserve">{{CLIENTE_ENDERECO}}</w:t>
             </w:r>
@@ -1256,8 +1256,8 @@
                 <w:rFonts w:ascii="Verdana" w:cs="Verdana" w:eastAsia="Verdana" w:hAnsi="Verdana"/>
                 <w:b/>
                 <w:bCs/>
-                <w:sz w:val="20"/>
-                <w:szCs w:val="20"/>
+                <w:sz w:val="22"/>
+                <w:szCs w:val="22"/>
               </w:rPr>
               <w:t xml:space="preserve">Tipo de Sistema</w:t>
             </w:r>
@@ -1282,8 +1282,8 @@
             <w:r>
               <w:rPr>
                 <w:rFonts w:ascii="Verdana" w:cs="Verdana" w:eastAsia="Verdana" w:hAnsi="Verdana"/>
-                <w:sz w:val="20"/>
-                <w:szCs w:val="20"/>
+                <w:sz w:val="22"/>
+                <w:szCs w:val="22"/>
               </w:rPr>
               <w:t xml:space="preserve">{{TIPO_SISTEMA}}</w:t>
             </w:r>
@@ -1316,8 +1316,8 @@
                 <w:rFonts w:ascii="Verdana" w:cs="Verdana" w:eastAsia="Verdana" w:hAnsi="Verdana"/>
                 <w:b/>
                 <w:bCs/>
-                <w:sz w:val="20"/>
-                <w:szCs w:val="20"/>
+                <w:sz w:val="22"/>
+                <w:szCs w:val="22"/>
               </w:rPr>
               <w:t xml:space="preserve">Resp. Técnico</w:t>
             </w:r>
@@ -1342,8 +1342,8 @@
             <w:r>
               <w:rPr>
                 <w:rFonts w:ascii="Verdana" w:cs="Verdana" w:eastAsia="Verdana" w:hAnsi="Verdana"/>
-                <w:sz w:val="20"/>
-                <w:szCs w:val="20"/>
+                <w:sz w:val="22"/>
+                <w:szCs w:val="22"/>
               </w:rPr>
               <w:t xml:space="preserve">{{RT_NOME}}</w:t>
             </w:r>
@@ -1376,8 +1376,8 @@
                 <w:rFonts w:ascii="Verdana" w:cs="Verdana" w:eastAsia="Verdana" w:hAnsi="Verdana"/>
                 <w:b/>
                 <w:bCs/>
-                <w:sz w:val="20"/>
-                <w:szCs w:val="20"/>
+                <w:sz w:val="22"/>
+                <w:szCs w:val="22"/>
               </w:rPr>
               <w:t xml:space="preserve">Executora</w:t>
             </w:r>
@@ -1402,8 +1402,8 @@
             <w:r>
               <w:rPr>
                 <w:rFonts w:ascii="Verdana" w:cs="Verdana" w:eastAsia="Verdana" w:hAnsi="Verdana"/>
-                <w:sz w:val="20"/>
-                <w:szCs w:val="20"/>
+                <w:sz w:val="22"/>
+                <w:szCs w:val="22"/>
               </w:rPr>
               <w:t xml:space="preserve">{{EMPRESA_NOME}}</w:t>
             </w:r>
@@ -1436,8 +1436,8 @@
                 <w:rFonts w:ascii="Verdana" w:cs="Verdana" w:eastAsia="Verdana" w:hAnsi="Verdana"/>
                 <w:b/>
                 <w:bCs/>
-                <w:sz w:val="20"/>
-                <w:szCs w:val="20"/>
+                <w:sz w:val="22"/>
+                <w:szCs w:val="22"/>
               </w:rPr>
               <w:t xml:space="preserve">Laboratório</w:t>
             </w:r>
@@ -1462,8 +1462,8 @@
             <w:r>
               <w:rPr>
                 <w:rFonts w:ascii="Verdana" w:cs="Verdana" w:eastAsia="Verdana" w:hAnsi="Verdana"/>
-                <w:sz w:val="20"/>
-                <w:szCs w:val="20"/>
+                <w:sz w:val="22"/>
+                <w:szCs w:val="22"/>
               </w:rPr>
               <w:t xml:space="preserve">{{LABORATORIO}}</w:t>
             </w:r>
@@ -1496,8 +1496,8 @@
                 <w:rFonts w:ascii="Verdana" w:cs="Verdana" w:eastAsia="Verdana" w:hAnsi="Verdana"/>
                 <w:b/>
                 <w:bCs/>
-                <w:sz w:val="20"/>
-                <w:szCs w:val="20"/>
+                <w:sz w:val="22"/>
+                <w:szCs w:val="22"/>
               </w:rPr>
               <w:t xml:space="preserve">Período</w:t>
             </w:r>
@@ -1522,8 +1522,8 @@
             <w:r>
               <w:rPr>
                 <w:rFonts w:ascii="Verdana" w:cs="Verdana" w:eastAsia="Verdana" w:hAnsi="Verdana"/>
-                <w:sz w:val="20"/>
-                <w:szCs w:val="20"/>
+                <w:sz w:val="22"/>
+                <w:szCs w:val="22"/>
               </w:rPr>
               <w:t xml:space="preserve">{{PERIODO_ATIVIDADES}}</w:t>
             </w:r>

--- a/template_ete_simplificado.docx
+++ b/template_ete_simplificado.docx
@@ -955,6 +955,7 @@
     </w:p>
     <w:p>
       <w:pPr>
+        <w:keepNext/>
         <w:spacing w:after="60" w:before="60" w:line="360" w:lineRule="auto"/>
         <w:ind w:firstLine="708"/>
         <w:jc w:val="both"/>
@@ -1027,6 +1028,7 @@
     </w:p>
     <w:p>
       <w:pPr>
+        <w:keepNext/>
         <w:spacing w:after="180" w:before="360" w:line="360" w:lineRule="auto"/>
       </w:pPr>
       <w:r>
@@ -1549,6 +1551,7 @@
     </w:p>
     <w:p>
       <w:pPr>
+        <w:keepNext/>
         <w:spacing w:after="180" w:before="360" w:line="360" w:lineRule="auto"/>
       </w:pPr>
       <w:r>
@@ -1565,6 +1568,7 @@
     </w:p>
     <w:p>
       <w:pPr>
+        <w:keepNext/>
         <w:spacing w:after="60" w:before="60" w:line="360" w:lineRule="auto"/>
         <w:ind w:firstLine="708"/>
         <w:jc w:val="both"/>
@@ -1959,6 +1963,7 @@
     </w:p>
     <w:p>
       <w:pPr>
+        <w:keepNext/>
         <w:spacing w:after="180" w:before="360" w:line="360" w:lineRule="auto"/>
       </w:pPr>
       <w:r>
@@ -1975,6 +1980,7 @@
     </w:p>
     <w:p>
       <w:pPr>
+        <w:keepNext/>
         <w:spacing w:after="60" w:before="60" w:line="360" w:lineRule="auto"/>
         <w:ind w:firstLine="708"/>
         <w:jc w:val="both"/>
@@ -2861,6 +2867,7 @@
     </w:p>
     <w:p>
       <w:pPr>
+        <w:keepNext/>
         <w:spacing w:after="60" w:before="60" w:line="360" w:lineRule="auto"/>
         <w:ind w:firstLine="708"/>
         <w:jc w:val="both"/>
@@ -2881,6 +2888,7 @@
     </w:p>
     <w:p>
       <w:pPr>
+        <w:keepNext/>
         <w:spacing w:after="60" w:before="60" w:line="360" w:lineRule="auto"/>
         <w:ind w:firstLine="708"/>
         <w:jc w:val="both"/>

--- a/template_ete_simplificado.docx
+++ b/template_ete_simplificado.docx
@@ -2372,6 +2372,8 @@
             </w:pPr>
             <w:r>
               <w:rPr>
+                <w:b/>
+                <w:bCs/>
                 <w:rFonts w:ascii="Verdana" w:cs="Verdana" w:eastAsia="Verdana" w:hAnsi="Verdana"/>
                 <w:b w:val="false"/>
                 <w:bCs w:val="false"/>
@@ -2552,6 +2554,8 @@
             </w:pPr>
             <w:r>
               <w:rPr>
+                <w:b/>
+                <w:bCs/>
                 <w:rFonts w:ascii="Verdana" w:cs="Verdana" w:eastAsia="Verdana" w:hAnsi="Verdana"/>
                 <w:b w:val="false"/>
                 <w:bCs w:val="false"/>
@@ -2732,6 +2736,8 @@
             </w:pPr>
             <w:r>
               <w:rPr>
+                <w:b/>
+                <w:bCs/>
                 <w:rFonts w:ascii="Verdana" w:cs="Verdana" w:eastAsia="Verdana" w:hAnsi="Verdana"/>
                 <w:b w:val="false"/>
                 <w:bCs w:val="false"/>

--- a/template_ete_simplificado.docx
+++ b/template_ete_simplificado.docx
@@ -2375,8 +2375,6 @@
                 <w:b/>
                 <w:bCs/>
                 <w:rFonts w:ascii="Verdana" w:cs="Verdana" w:eastAsia="Verdana" w:hAnsi="Verdana"/>
-                <w:b w:val="false"/>
-                <w:bCs w:val="false"/>
                 <w:color w:val="000000"/>
                 <w:sz w:val="20"/>
                 <w:szCs w:val="20"/>
@@ -2557,8 +2555,6 @@
                 <w:b/>
                 <w:bCs/>
                 <w:rFonts w:ascii="Verdana" w:cs="Verdana" w:eastAsia="Verdana" w:hAnsi="Verdana"/>
-                <w:b w:val="false"/>
-                <w:bCs w:val="false"/>
                 <w:color w:val="000000"/>
                 <w:sz w:val="20"/>
                 <w:szCs w:val="20"/>
@@ -2739,8 +2735,6 @@
                 <w:b/>
                 <w:bCs/>
                 <w:rFonts w:ascii="Verdana" w:cs="Verdana" w:eastAsia="Verdana" w:hAnsi="Verdana"/>
-                <w:b w:val="false"/>
-                <w:bCs w:val="false"/>
                 <w:color w:val="000000"/>
                 <w:sz w:val="20"/>
                 <w:szCs w:val="20"/>

--- a/template_ete_simplificado.docx
+++ b/template_ete_simplificado.docx
@@ -2814,9 +2814,9 @@
       </w:r>
       <w:r>
         <w:rPr>
-          <w:rFonts w:ascii="Verdana" w:cs="Verdana" w:eastAsia="Verdana" w:hAnsi="Verdana"/>
           <w:b/>
           <w:bCs/>
+          <w:rFonts w:ascii="Verdana" w:cs="Verdana" w:eastAsia="Verdana" w:hAnsi="Verdana"/>
           <w:i w:val="false"/>
           <w:iCs w:val="false"/>
           <w:color w:val="000000"/>
@@ -2836,20 +2836,20 @@
           <w:sz w:val="22"/>
           <w:szCs w:val="22"/>
         </w:rPr>
-        <w:t xml:space="preserve"> foi realizada uma campanha de monitoramento da qualidade do efluente, com coleta de amostras na entrada (efluente bruto) e na saída (efluente tratado) da ETE. As análises foram executadas pelo laboratório </w:t>
-      </w:r>
-      <w:r>
-        <w:rPr>
-          <w:rFonts w:ascii="Verdana" w:cs="Verdana" w:eastAsia="Verdana" w:hAnsi="Verdana"/>
+        <w:t xml:space="preserve"> foi realizada uma campanha de monitoramento da qualidade do efluente, com coleta de amostras na entrada (efluente bruto) e na saída (efluente tratado) da ETE em </w:t>
+      </w:r>
+      <w:r>
+        <w:rPr>
           <w:b/>
           <w:bCs/>
+          <w:rFonts w:ascii="Verdana" w:cs="Verdana" w:eastAsia="Verdana" w:hAnsi="Verdana"/>
           <w:i w:val="false"/>
           <w:iCs w:val="false"/>
           <w:color w:val="000000"/>
           <w:sz w:val="22"/>
           <w:szCs w:val="22"/>
         </w:rPr>
-        <w:t xml:space="preserve">{{LABORATORIO}}</w:t>
+        <w:t xml:space="preserve">{{DATA_AMOSTRAGEM}}</w:t>
       </w:r>
       <w:r>
         <w:rPr>
@@ -2862,16 +2862,21 @@
           <w:sz w:val="22"/>
           <w:szCs w:val="22"/>
         </w:rPr>
-        <w:t xml:space="preserve">, acreditado pela ABNT NBR ISO/IEC 17025.</w:t>
-      </w:r>
-    </w:p>
-    <w:p>
-      <w:pPr>
-        <w:keepNext/>
-        <w:spacing w:after="60" w:before="60" w:line="360" w:lineRule="auto"/>
-        <w:ind w:firstLine="708"/>
-        <w:jc w:val="both"/>
-      </w:pPr>
+        <w:t xml:space="preserve">. As análises foram executadas pelo laboratório </w:t>
+      </w:r>
+      <w:r>
+        <w:rPr>
+          <w:b/>
+          <w:bCs/>
+          <w:rFonts w:ascii="Verdana" w:cs="Verdana" w:eastAsia="Verdana" w:hAnsi="Verdana"/>
+          <w:i w:val="false"/>
+          <w:iCs w:val="false"/>
+          <w:color w:val="000000"/>
+          <w:sz w:val="22"/>
+          <w:szCs w:val="22"/>
+        </w:rPr>
+        <w:t xml:space="preserve">{{LABORATORIO}}</w:t>
+      </w:r>
       <w:r>
         <w:rPr>
           <w:rFonts w:ascii="Verdana" w:cs="Verdana" w:eastAsia="Verdana" w:hAnsi="Verdana"/>
@@ -2883,12 +2888,11 @@
           <w:sz w:val="22"/>
           <w:szCs w:val="22"/>
         </w:rPr>
-        <w:t>Os parâmetros analisados foram {{LISTA_PARAMETROS}}, conforme exigido pela Resolução CONAMA nº 430/2011 para lançamento de efluentes em corpos receptores{{METODOLOGIA_OPCIONAL}}.</w:t>
-      </w:r>
-    </w:p>
-    <w:p>
-      <w:pPr>
-        <w:keepNext/>
+        <w:t xml:space="preserve">, acreditado pela ABNT NBR ISO/IEC 17025.</w:t>
+      </w:r>
+    </w:p>
+    <w:p>
+      <w:pPr>
         <w:spacing w:after="60" w:before="60" w:line="360" w:lineRule="auto"/>
         <w:ind w:firstLine="708"/>
         <w:jc w:val="both"/>
@@ -2904,20 +2908,20 @@
           <w:sz w:val="22"/>
           <w:szCs w:val="22"/>
         </w:rPr>
-        <w:t xml:space="preserve">Amostragem realizada em </w:t>
-      </w:r>
-      <w:r>
-        <w:rPr>
-          <w:rFonts w:ascii="Verdana" w:cs="Verdana" w:eastAsia="Verdana" w:hAnsi="Verdana"/>
+        <w:t xml:space="preserve">Os parâmetros analisados foram </w:t>
+      </w:r>
+      <w:r>
+        <w:rPr>
           <w:b/>
           <w:bCs/>
+          <w:rFonts w:ascii="Verdana" w:cs="Verdana" w:eastAsia="Verdana" w:hAnsi="Verdana"/>
           <w:i w:val="false"/>
           <w:iCs w:val="false"/>
           <w:color w:val="000000"/>
           <w:sz w:val="22"/>
           <w:szCs w:val="22"/>
         </w:rPr>
-        <w:t xml:space="preserve">{{DATA_AMOSTRAGEM}}</w:t>
+        <w:t xml:space="preserve">{{LISTA_PARAMETROS}}</w:t>
       </w:r>
       <w:r>
         <w:rPr>
@@ -2930,20 +2934,20 @@
           <w:sz w:val="22"/>
           <w:szCs w:val="22"/>
         </w:rPr>
-        <w:t xml:space="preserve">. Laudo nº </w:t>
-      </w:r>
-      <w:r>
-        <w:rPr>
-          <w:rFonts w:ascii="Verdana" w:cs="Verdana" w:eastAsia="Verdana" w:hAnsi="Verdana"/>
+        <w:t xml:space="preserve">, conforme exigido pela </w:t>
+      </w:r>
+      <w:r>
+        <w:rPr>
           <w:b/>
           <w:bCs/>
+          <w:rFonts w:ascii="Verdana" w:cs="Verdana" w:eastAsia="Verdana" w:hAnsi="Verdana"/>
           <w:i w:val="false"/>
           <w:iCs w:val="false"/>
           <w:color w:val="000000"/>
           <w:sz w:val="22"/>
           <w:szCs w:val="22"/>
         </w:rPr>
-        <w:t xml:space="preserve">{{LAUDO_BRUTO}}</w:t>
+        <w:t xml:space="preserve">Resolução CONAMA nº 430/2011</w:t>
       </w:r>
       <w:r>
         <w:rPr>
@@ -2956,59 +2960,7 @@
           <w:sz w:val="22"/>
           <w:szCs w:val="22"/>
         </w:rPr>
-        <w:t xml:space="preserve"> (efluente bruto) e nº </w:t>
-      </w:r>
-      <w:r>
-        <w:rPr>
-          <w:rFonts w:ascii="Verdana" w:cs="Verdana" w:eastAsia="Verdana" w:hAnsi="Verdana"/>
-          <w:b/>
-          <w:bCs/>
-          <w:i w:val="false"/>
-          <w:iCs w:val="false"/>
-          <w:color w:val="000000"/>
-          <w:sz w:val="22"/>
-          <w:szCs w:val="22"/>
-        </w:rPr>
-        <w:t xml:space="preserve">{{LAUDO_TRATADO}}</w:t>
-      </w:r>
-      <w:r>
-        <w:rPr>
-          <w:rFonts w:ascii="Verdana" w:cs="Verdana" w:eastAsia="Verdana" w:hAnsi="Verdana"/>
-          <w:b w:val="false"/>
-          <w:bCs w:val="false"/>
-          <w:i w:val="false"/>
-          <w:iCs w:val="false"/>
-          <w:color w:val="000000"/>
-          <w:sz w:val="22"/>
-          <w:szCs w:val="22"/>
-        </w:rPr>
-        <w:t xml:space="preserve"> (efluente tratado). Elaboração dos laudos em </w:t>
-      </w:r>
-      <w:r>
-        <w:rPr>
-          <w:rFonts w:ascii="Verdana" w:cs="Verdana" w:eastAsia="Verdana" w:hAnsi="Verdana"/>
-          <w:b/>
-          <w:bCs/>
-          <w:i w:val="false"/>
-          <w:iCs w:val="false"/>
-          <w:color w:val="000000"/>
-          <w:sz w:val="22"/>
-          <w:szCs w:val="22"/>
-        </w:rPr>
-        <w:t xml:space="preserve">{{DATA_LAUDOS}}</w:t>
-      </w:r>
-      <w:r>
-        <w:rPr>
-          <w:rFonts w:ascii="Verdana" w:cs="Verdana" w:eastAsia="Verdana" w:hAnsi="Verdana"/>
-          <w:b w:val="false"/>
-          <w:bCs w:val="false"/>
-          <w:i w:val="false"/>
-          <w:iCs w:val="false"/>
-          <w:color w:val="000000"/>
-          <w:sz w:val="22"/>
-          <w:szCs w:val="22"/>
-        </w:rPr>
-        <w:t xml:space="preserve">.</w:t>
+        <w:t xml:space="preserve"> para lançamento de efluentes em corpos receptores.</w:t>
       </w:r>
     </w:p>
     <w:tbl>

--- a/template_ete_simplificado.docx
+++ b/template_ete_simplificado.docx
@@ -824,7 +824,7 @@
     </w:p>
     <w:p>
       <w:pPr>
-        <w:spacing w:after="60" w:before="60" w:line="360" w:lineRule="auto"/>
+        <w:spacing w:after="180" w:before="360" w:line="360" w:lineRule="auto"/>
         <w:ind w:firstLine="708"/>
         <w:jc w:val="both"/>
       </w:pPr>
@@ -1070,7 +1070,7 @@
           </w:tcPr>
           <w:p>
             <w:pPr>
-              <w:spacing w:before="120" w:after="120" w:line="240" w:lineRule="auto"/>
+              <w:spacing w:after="180" w:before="360" w:line="360" w:lineRule="auto"/>
               <w:jc w:val="left"/>
             </w:pPr>
             <w:r>
@@ -1569,7 +1569,7 @@
     <w:p>
       <w:pPr>
         <w:keepNext/>
-        <w:spacing w:after="60" w:before="60" w:line="360" w:lineRule="auto"/>
+        <w:spacing w:after="180" w:before="360" w:line="360" w:lineRule="auto"/>
         <w:ind w:firstLine="708"/>
         <w:jc w:val="both"/>
       </w:pPr>
@@ -1879,7 +1879,7 @@
     </w:p>
     <w:p>
       <w:pPr>
-        <w:spacing w:after="0" w:before="0" w:line="360" w:lineRule="auto"/>
+        <w:spacing w:after="180" w:before="360" w:line="360" w:lineRule="auto"/>
         <w:ind w:firstLine="708"/>
         <w:jc w:val="both"/>
       </w:pPr>
@@ -1981,7 +1981,7 @@
     <w:p>
       <w:pPr>
         <w:keepNext/>
-        <w:spacing w:after="60" w:before="60" w:line="360" w:lineRule="auto"/>
+        <w:spacing w:after="180" w:before="360" w:line="360" w:lineRule="auto"/>
         <w:ind w:firstLine="708"/>
         <w:jc w:val="both"/>
       </w:pPr>
@@ -2795,7 +2795,7 @@
     </w:p>
     <w:p>
       <w:pPr>
-        <w:spacing w:after="60" w:before="60" w:line="360" w:lineRule="auto"/>
+        <w:spacing w:after="180" w:before="360" w:line="360" w:lineRule="auto"/>
         <w:ind w:firstLine="708"/>
         <w:jc w:val="both"/>
       </w:pPr>
@@ -5085,7 +5085,7 @@
     </w:p>
     <w:p>
       <w:pPr>
-        <w:spacing w:after="60" w:before="60" w:line="360" w:lineRule="auto"/>
+        <w:spacing w:after="180" w:before="360" w:line="360" w:lineRule="auto"/>
         <w:ind w:firstLine="708"/>
         <w:jc w:val="both"/>
       </w:pPr>
@@ -5225,7 +5225,7 @@
     </w:p>
     <w:p>
       <w:pPr>
-        <w:spacing w:after="0" w:before="0" w:line="360" w:lineRule="auto"/>
+        <w:spacing w:after="180" w:before="360" w:line="360" w:lineRule="auto"/>
         <w:ind w:firstLine="708"/>
         <w:jc w:val="both"/>
       </w:pPr>
@@ -5241,7 +5241,7 @@
     </w:p>
     <w:p>
       <w:pPr>
-        <w:spacing w:after="120" w:before="360" w:line="360" w:lineRule="auto"/>
+        <w:spacing w:after="180" w:before="360" w:line="360" w:lineRule="auto"/>
       </w:pPr>
       <w:r>
         <w:rPr>
@@ -5257,7 +5257,7 @@
     </w:p>
     <w:p>
       <w:pPr>
-        <w:spacing w:after="120" w:before="60" w:line="360" w:lineRule="auto"/>
+        <w:spacing w:after="180" w:before="360" w:line="360" w:lineRule="auto"/>
         <w:ind w:firstLine="708"/>
         <w:jc w:val="both"/>
       </w:pPr>
@@ -5325,7 +5325,7 @@
     </w:p>
     <w:p>
       <w:pPr>
-        <w:spacing w:after="0" w:before="0" w:line="360" w:lineRule="auto"/>
+        <w:spacing w:after="180" w:before="360" w:line="360" w:lineRule="auto"/>
         <w:ind w:firstLine="708"/>
         <w:jc w:val="both"/>
       </w:pPr>
@@ -5341,7 +5341,7 @@
     </w:p>
     <w:p>
       <w:pPr>
-        <w:spacing w:after="0" w:before="480" w:line="360" w:lineRule="auto"/>
+        <w:spacing w:after="180" w:before="360" w:line="360" w:lineRule="auto"/>
         <w:ind w:firstLine="708"/>
         <w:jc w:val="both"/>
       </w:pPr>

--- a/template_ete_simplificado.docx
+++ b/template_ete_simplificado.docx
@@ -808,7 +808,7 @@
     </w:p>
     <w:p>
       <w:pPr>
-        <w:spacing w:after="180" w:before="360" w:line="360" w:lineRule="auto"/>
+        <w:spacing w:after="120" w:before="240" w:line="360" w:lineRule="auto"/>
       </w:pPr>
       <w:r>
         <w:rPr>
@@ -824,7 +824,7 @@
     </w:p>
     <w:p>
       <w:pPr>
-        <w:spacing w:after="180" w:before="360" w:line="360" w:lineRule="auto"/>
+        <w:spacing w:after="120" w:before="240" w:line="360" w:lineRule="auto"/>
         <w:ind w:firstLine="708"/>
         <w:jc w:val="both"/>
       </w:pPr>
@@ -1029,7 +1029,7 @@
     <w:p>
       <w:pPr>
         <w:keepNext/>
-        <w:spacing w:after="180" w:before="360" w:line="360" w:lineRule="auto"/>
+        <w:spacing w:after="120" w:before="240" w:line="360" w:lineRule="auto"/>
       </w:pPr>
       <w:r>
         <w:rPr>
@@ -1070,7 +1070,7 @@
           </w:tcPr>
           <w:p>
             <w:pPr>
-              <w:spacing w:after="180" w:before="360" w:line="360" w:lineRule="auto"/>
+              <w:spacing w:after="120" w:before="240" w:line="360" w:lineRule="auto"/>
               <w:jc w:val="left"/>
             </w:pPr>
             <w:r>
@@ -1552,7 +1552,7 @@
     <w:p>
       <w:pPr>
         <w:keepNext/>
-        <w:spacing w:after="180" w:before="360" w:line="360" w:lineRule="auto"/>
+        <w:spacing w:after="120" w:before="240" w:line="360" w:lineRule="auto"/>
       </w:pPr>
       <w:r>
         <w:rPr>
@@ -1569,7 +1569,7 @@
     <w:p>
       <w:pPr>
         <w:keepNext/>
-        <w:spacing w:after="180" w:before="360" w:line="360" w:lineRule="auto"/>
+        <w:spacing w:after="120" w:before="240" w:line="360" w:lineRule="auto"/>
         <w:ind w:firstLine="708"/>
         <w:jc w:val="both"/>
       </w:pPr>
@@ -1863,7 +1863,7 @@
     </w:p>
     <w:p>
       <w:pPr>
-        <w:spacing w:after="180" w:before="360" w:line="360" w:lineRule="auto"/>
+        <w:spacing w:after="120" w:before="240" w:line="360" w:lineRule="auto"/>
       </w:pPr>
       <w:r>
         <w:rPr>
@@ -1879,7 +1879,7 @@
     </w:p>
     <w:p>
       <w:pPr>
-        <w:spacing w:after="180" w:before="360" w:line="360" w:lineRule="auto"/>
+        <w:spacing w:after="120" w:before="240" w:line="360" w:lineRule="auto"/>
         <w:ind w:firstLine="708"/>
         <w:jc w:val="both"/>
       </w:pPr>
@@ -1964,7 +1964,7 @@
     <w:p>
       <w:pPr>
         <w:keepNext/>
-        <w:spacing w:after="180" w:before="360" w:line="360" w:lineRule="auto"/>
+        <w:spacing w:after="120" w:before="240" w:line="360" w:lineRule="auto"/>
       </w:pPr>
       <w:r>
         <w:rPr>
@@ -1981,7 +1981,7 @@
     <w:p>
       <w:pPr>
         <w:keepNext/>
-        <w:spacing w:after="180" w:before="360" w:line="360" w:lineRule="auto"/>
+        <w:spacing w:after="120" w:before="240" w:line="360" w:lineRule="auto"/>
         <w:ind w:firstLine="708"/>
         <w:jc w:val="both"/>
       </w:pPr>
@@ -2779,7 +2779,7 @@
     </w:p>
     <w:p>
       <w:pPr>
-        <w:spacing w:after="180" w:before="360" w:line="360" w:lineRule="auto"/>
+        <w:spacing w:after="120" w:before="240" w:line="360" w:lineRule="auto"/>
       </w:pPr>
       <w:r>
         <w:rPr>
@@ -2795,7 +2795,7 @@
     </w:p>
     <w:p>
       <w:pPr>
-        <w:spacing w:after="180" w:before="360" w:line="360" w:lineRule="auto"/>
+        <w:spacing w:after="120" w:before="240" w:line="360" w:lineRule="auto"/>
         <w:ind w:firstLine="708"/>
         <w:jc w:val="both"/>
       </w:pPr>
@@ -5069,7 +5069,7 @@
     </w:p>
     <w:p>
       <w:pPr>
-        <w:spacing w:after="180" w:before="360" w:line="360" w:lineRule="auto"/>
+        <w:spacing w:after="120" w:before="240" w:line="360" w:lineRule="auto"/>
       </w:pPr>
       <w:r>
         <w:rPr>
@@ -5085,7 +5085,7 @@
     </w:p>
     <w:p>
       <w:pPr>
-        <w:spacing w:after="180" w:before="360" w:line="360" w:lineRule="auto"/>
+        <w:spacing w:after="120" w:before="240" w:line="360" w:lineRule="auto"/>
         <w:ind w:firstLine="708"/>
         <w:jc w:val="both"/>
       </w:pPr>
@@ -5225,7 +5225,7 @@
     </w:p>
     <w:p>
       <w:pPr>
-        <w:spacing w:after="180" w:before="360" w:line="360" w:lineRule="auto"/>
+        <w:spacing w:after="120" w:before="240" w:line="360" w:lineRule="auto"/>
         <w:ind w:firstLine="708"/>
         <w:jc w:val="both"/>
       </w:pPr>
@@ -5241,7 +5241,7 @@
     </w:p>
     <w:p>
       <w:pPr>
-        <w:spacing w:after="180" w:before="360" w:line="360" w:lineRule="auto"/>
+        <w:spacing w:after="120" w:before="240" w:line="360" w:lineRule="auto"/>
       </w:pPr>
       <w:r>
         <w:rPr>
@@ -5257,7 +5257,7 @@
     </w:p>
     <w:p>
       <w:pPr>
-        <w:spacing w:after="180" w:before="360" w:line="360" w:lineRule="auto"/>
+        <w:spacing w:after="120" w:before="240" w:line="360" w:lineRule="auto"/>
         <w:ind w:firstLine="708"/>
         <w:jc w:val="both"/>
       </w:pPr>
@@ -5325,7 +5325,7 @@
     </w:p>
     <w:p>
       <w:pPr>
-        <w:spacing w:after="180" w:before="360" w:line="360" w:lineRule="auto"/>
+        <w:spacing w:after="120" w:before="240" w:line="360" w:lineRule="auto"/>
         <w:ind w:firstLine="708"/>
         <w:jc w:val="both"/>
       </w:pPr>
@@ -5341,7 +5341,7 @@
     </w:p>
     <w:p>
       <w:pPr>
-        <w:spacing w:after="180" w:before="360" w:line="360" w:lineRule="auto"/>
+        <w:spacing w:after="120" w:before="240" w:line="360" w:lineRule="auto"/>
         <w:ind w:firstLine="708"/>
         <w:jc w:val="both"/>
       </w:pPr>

--- a/template_ete_simplificado.docx
+++ b/template_ete_simplificado.docx
@@ -808,7 +808,7 @@
     </w:p>
     <w:p>
       <w:pPr>
-        <w:spacing w:after="120" w:before="240" w:line="360" w:lineRule="auto"/>
+        <w:spacing w:after="480" w:before="240" w:line="360" w:lineRule="auto"/>
       </w:pPr>
       <w:r>
         <w:rPr>
@@ -824,7 +824,7 @@
     </w:p>
     <w:p>
       <w:pPr>
-        <w:spacing w:after="120" w:before="240" w:line="360" w:lineRule="auto"/>
+        <w:spacing w:after="480" w:before="240" w:line="360" w:lineRule="auto"/>
         <w:ind w:firstLine="708"/>
         <w:jc w:val="both"/>
       </w:pPr>
@@ -1029,7 +1029,7 @@
     <w:p>
       <w:pPr>
         <w:keepNext/>
-        <w:spacing w:after="120" w:before="240" w:line="360" w:lineRule="auto"/>
+        <w:spacing w:after="480" w:before="240" w:line="360" w:lineRule="auto"/>
       </w:pPr>
       <w:r>
         <w:rPr>
@@ -1070,7 +1070,7 @@
           </w:tcPr>
           <w:p>
             <w:pPr>
-              <w:spacing w:after="120" w:before="240" w:line="360" w:lineRule="auto"/>
+              <w:spacing w:after="480" w:before="240" w:line="360" w:lineRule="auto"/>
               <w:jc w:val="left"/>
             </w:pPr>
             <w:r>
@@ -1078,8 +1078,8 @@
                 <w:rFonts w:ascii="Verdana" w:cs="Verdana" w:eastAsia="Verdana" w:hAnsi="Verdana"/>
                 <w:b/>
                 <w:bCs/>
-                <w:sz w:val="22"/>
-                <w:szCs w:val="22"/>
+                <w:sz w:val="20"/>
+                <w:szCs w:val="20"/>
               </w:rPr>
               <w:t xml:space="preserve">Empreendimento</w:t>
             </w:r>
@@ -1104,8 +1104,8 @@
             <w:r>
               <w:rPr>
                 <w:rFonts w:ascii="Verdana" w:cs="Verdana" w:eastAsia="Verdana" w:hAnsi="Verdana"/>
-                <w:sz w:val="22"/>
-                <w:szCs w:val="22"/>
+                <w:sz w:val="20"/>
+                <w:szCs w:val="20"/>
               </w:rPr>
               <w:t xml:space="preserve">{{CLIENTE_NOME}}</w:t>
             </w:r>
@@ -1138,8 +1138,8 @@
                 <w:rFonts w:ascii="Verdana" w:cs="Verdana" w:eastAsia="Verdana" w:hAnsi="Verdana"/>
                 <w:b/>
                 <w:bCs/>
-                <w:sz w:val="22"/>
-                <w:szCs w:val="22"/>
+                <w:sz w:val="20"/>
+                <w:szCs w:val="20"/>
               </w:rPr>
               <w:t xml:space="preserve">CNPJ</w:t>
             </w:r>
@@ -1164,8 +1164,8 @@
             <w:r>
               <w:rPr>
                 <w:rFonts w:ascii="Verdana" w:cs="Verdana" w:eastAsia="Verdana" w:hAnsi="Verdana"/>
-                <w:sz w:val="22"/>
-                <w:szCs w:val="22"/>
+                <w:sz w:val="20"/>
+                <w:szCs w:val="20"/>
               </w:rPr>
               <w:t xml:space="preserve">{{CLIENTE_CNPJ}}</w:t>
             </w:r>
@@ -1198,8 +1198,8 @@
                 <w:rFonts w:ascii="Verdana" w:cs="Verdana" w:eastAsia="Verdana" w:hAnsi="Verdana"/>
                 <w:b/>
                 <w:bCs/>
-                <w:sz w:val="22"/>
-                <w:szCs w:val="22"/>
+                <w:sz w:val="20"/>
+                <w:szCs w:val="20"/>
               </w:rPr>
               <w:t xml:space="preserve">Endereço</w:t>
             </w:r>
@@ -1224,8 +1224,8 @@
             <w:r>
               <w:rPr>
                 <w:rFonts w:ascii="Verdana" w:cs="Verdana" w:eastAsia="Verdana" w:hAnsi="Verdana"/>
-                <w:sz w:val="22"/>
-                <w:szCs w:val="22"/>
+                <w:sz w:val="20"/>
+                <w:szCs w:val="20"/>
               </w:rPr>
               <w:t xml:space="preserve">{{CLIENTE_ENDERECO}}</w:t>
             </w:r>
@@ -1258,8 +1258,8 @@
                 <w:rFonts w:ascii="Verdana" w:cs="Verdana" w:eastAsia="Verdana" w:hAnsi="Verdana"/>
                 <w:b/>
                 <w:bCs/>
-                <w:sz w:val="22"/>
-                <w:szCs w:val="22"/>
+                <w:sz w:val="20"/>
+                <w:szCs w:val="20"/>
               </w:rPr>
               <w:t xml:space="preserve">Tipo de Sistema</w:t>
             </w:r>
@@ -1284,8 +1284,8 @@
             <w:r>
               <w:rPr>
                 <w:rFonts w:ascii="Verdana" w:cs="Verdana" w:eastAsia="Verdana" w:hAnsi="Verdana"/>
-                <w:sz w:val="22"/>
-                <w:szCs w:val="22"/>
+                <w:sz w:val="20"/>
+                <w:szCs w:val="20"/>
               </w:rPr>
               <w:t xml:space="preserve">{{TIPO_SISTEMA}}</w:t>
             </w:r>
@@ -1318,8 +1318,8 @@
                 <w:rFonts w:ascii="Verdana" w:cs="Verdana" w:eastAsia="Verdana" w:hAnsi="Verdana"/>
                 <w:b/>
                 <w:bCs/>
-                <w:sz w:val="22"/>
-                <w:szCs w:val="22"/>
+                <w:sz w:val="20"/>
+                <w:szCs w:val="20"/>
               </w:rPr>
               <w:t xml:space="preserve">Resp. Técnico</w:t>
             </w:r>
@@ -1344,8 +1344,8 @@
             <w:r>
               <w:rPr>
                 <w:rFonts w:ascii="Verdana" w:cs="Verdana" w:eastAsia="Verdana" w:hAnsi="Verdana"/>
-                <w:sz w:val="22"/>
-                <w:szCs w:val="22"/>
+                <w:sz w:val="20"/>
+                <w:szCs w:val="20"/>
               </w:rPr>
               <w:t xml:space="preserve">{{RT_NOME}}</w:t>
             </w:r>
@@ -1378,8 +1378,8 @@
                 <w:rFonts w:ascii="Verdana" w:cs="Verdana" w:eastAsia="Verdana" w:hAnsi="Verdana"/>
                 <w:b/>
                 <w:bCs/>
-                <w:sz w:val="22"/>
-                <w:szCs w:val="22"/>
+                <w:sz w:val="20"/>
+                <w:szCs w:val="20"/>
               </w:rPr>
               <w:t xml:space="preserve">Executora</w:t>
             </w:r>
@@ -1404,8 +1404,8 @@
             <w:r>
               <w:rPr>
                 <w:rFonts w:ascii="Verdana" w:cs="Verdana" w:eastAsia="Verdana" w:hAnsi="Verdana"/>
-                <w:sz w:val="22"/>
-                <w:szCs w:val="22"/>
+                <w:sz w:val="20"/>
+                <w:szCs w:val="20"/>
               </w:rPr>
               <w:t xml:space="preserve">{{EMPRESA_NOME}}</w:t>
             </w:r>
@@ -1438,8 +1438,8 @@
                 <w:rFonts w:ascii="Verdana" w:cs="Verdana" w:eastAsia="Verdana" w:hAnsi="Verdana"/>
                 <w:b/>
                 <w:bCs/>
-                <w:sz w:val="22"/>
-                <w:szCs w:val="22"/>
+                <w:sz w:val="20"/>
+                <w:szCs w:val="20"/>
               </w:rPr>
               <w:t xml:space="preserve">Laboratório</w:t>
             </w:r>
@@ -1464,8 +1464,8 @@
             <w:r>
               <w:rPr>
                 <w:rFonts w:ascii="Verdana" w:cs="Verdana" w:eastAsia="Verdana" w:hAnsi="Verdana"/>
-                <w:sz w:val="22"/>
-                <w:szCs w:val="22"/>
+                <w:sz w:val="20"/>
+                <w:szCs w:val="20"/>
               </w:rPr>
               <w:t xml:space="preserve">{{LABORATORIO}}</w:t>
             </w:r>
@@ -1498,8 +1498,8 @@
                 <w:rFonts w:ascii="Verdana" w:cs="Verdana" w:eastAsia="Verdana" w:hAnsi="Verdana"/>
                 <w:b/>
                 <w:bCs/>
-                <w:sz w:val="22"/>
-                <w:szCs w:val="22"/>
+                <w:sz w:val="20"/>
+                <w:szCs w:val="20"/>
               </w:rPr>
               <w:t xml:space="preserve">Período</w:t>
             </w:r>
@@ -1524,8 +1524,8 @@
             <w:r>
               <w:rPr>
                 <w:rFonts w:ascii="Verdana" w:cs="Verdana" w:eastAsia="Verdana" w:hAnsi="Verdana"/>
-                <w:sz w:val="22"/>
-                <w:szCs w:val="22"/>
+                <w:sz w:val="20"/>
+                <w:szCs w:val="20"/>
               </w:rPr>
               <w:t xml:space="preserve">{{PERIODO_ATIVIDADES}}</w:t>
             </w:r>
@@ -1552,7 +1552,7 @@
     <w:p>
       <w:pPr>
         <w:keepNext/>
-        <w:spacing w:after="120" w:before="240" w:line="360" w:lineRule="auto"/>
+        <w:spacing w:after="480" w:before="240" w:line="360" w:lineRule="auto"/>
       </w:pPr>
       <w:r>
         <w:rPr>
@@ -1569,7 +1569,7 @@
     <w:p>
       <w:pPr>
         <w:keepNext/>
-        <w:spacing w:after="120" w:before="240" w:line="360" w:lineRule="auto"/>
+        <w:spacing w:after="480" w:before="240" w:line="360" w:lineRule="auto"/>
         <w:ind w:firstLine="708"/>
         <w:jc w:val="both"/>
       </w:pPr>
@@ -1863,7 +1863,7 @@
     </w:p>
     <w:p>
       <w:pPr>
-        <w:spacing w:after="120" w:before="240" w:line="360" w:lineRule="auto"/>
+        <w:spacing w:after="480" w:before="240" w:line="360" w:lineRule="auto"/>
       </w:pPr>
       <w:r>
         <w:rPr>
@@ -1879,7 +1879,7 @@
     </w:p>
     <w:p>
       <w:pPr>
-        <w:spacing w:after="120" w:before="240" w:line="360" w:lineRule="auto"/>
+        <w:spacing w:after="480" w:before="240" w:line="360" w:lineRule="auto"/>
         <w:ind w:firstLine="708"/>
         <w:jc w:val="both"/>
       </w:pPr>
@@ -1964,7 +1964,7 @@
     <w:p>
       <w:pPr>
         <w:keepNext/>
-        <w:spacing w:after="120" w:before="240" w:line="360" w:lineRule="auto"/>
+        <w:spacing w:after="480" w:before="240" w:line="360" w:lineRule="auto"/>
       </w:pPr>
       <w:r>
         <w:rPr>
@@ -1981,7 +1981,7 @@
     <w:p>
       <w:pPr>
         <w:keepNext/>
-        <w:spacing w:after="120" w:before="240" w:line="360" w:lineRule="auto"/>
+        <w:spacing w:after="480" w:before="240" w:line="360" w:lineRule="auto"/>
         <w:ind w:firstLine="708"/>
         <w:jc w:val="both"/>
       </w:pPr>
@@ -2779,7 +2779,7 @@
     </w:p>
     <w:p>
       <w:pPr>
-        <w:spacing w:after="120" w:before="240" w:line="360" w:lineRule="auto"/>
+        <w:spacing w:after="480" w:before="240" w:line="360" w:lineRule="auto"/>
       </w:pPr>
       <w:r>
         <w:rPr>
@@ -2795,7 +2795,7 @@
     </w:p>
     <w:p>
       <w:pPr>
-        <w:spacing w:after="120" w:before="240" w:line="360" w:lineRule="auto"/>
+        <w:spacing w:after="480" w:before="240" w:line="360" w:lineRule="auto"/>
         <w:ind w:firstLine="708"/>
         <w:jc w:val="both"/>
       </w:pPr>
@@ -5069,7 +5069,7 @@
     </w:p>
     <w:p>
       <w:pPr>
-        <w:spacing w:after="120" w:before="240" w:line="360" w:lineRule="auto"/>
+        <w:spacing w:after="480" w:before="240" w:line="360" w:lineRule="auto"/>
       </w:pPr>
       <w:r>
         <w:rPr>
@@ -5085,7 +5085,7 @@
     </w:p>
     <w:p>
       <w:pPr>
-        <w:spacing w:after="120" w:before="240" w:line="360" w:lineRule="auto"/>
+        <w:spacing w:after="480" w:before="240" w:line="360" w:lineRule="auto"/>
         <w:ind w:firstLine="708"/>
         <w:jc w:val="both"/>
       </w:pPr>
@@ -5225,7 +5225,7 @@
     </w:p>
     <w:p>
       <w:pPr>
-        <w:spacing w:after="120" w:before="240" w:line="360" w:lineRule="auto"/>
+        <w:spacing w:after="480" w:before="240" w:line="360" w:lineRule="auto"/>
         <w:ind w:firstLine="708"/>
         <w:jc w:val="both"/>
       </w:pPr>
@@ -5241,7 +5241,7 @@
     </w:p>
     <w:p>
       <w:pPr>
-        <w:spacing w:after="120" w:before="240" w:line="360" w:lineRule="auto"/>
+        <w:spacing w:after="480" w:before="240" w:line="360" w:lineRule="auto"/>
       </w:pPr>
       <w:r>
         <w:rPr>
@@ -5257,7 +5257,7 @@
     </w:p>
     <w:p>
       <w:pPr>
-        <w:spacing w:after="120" w:before="240" w:line="360" w:lineRule="auto"/>
+        <w:spacing w:after="480" w:before="240" w:line="360" w:lineRule="auto"/>
         <w:ind w:firstLine="708"/>
         <w:jc w:val="both"/>
       </w:pPr>
@@ -5325,7 +5325,7 @@
     </w:p>
     <w:p>
       <w:pPr>
-        <w:spacing w:after="120" w:before="240" w:line="360" w:lineRule="auto"/>
+        <w:spacing w:after="480" w:before="240" w:line="360" w:lineRule="auto"/>
         <w:ind w:firstLine="708"/>
         <w:jc w:val="both"/>
       </w:pPr>
@@ -5341,7 +5341,7 @@
     </w:p>
     <w:p>
       <w:pPr>
-        <w:spacing w:after="120" w:before="240" w:line="360" w:lineRule="auto"/>
+        <w:spacing w:after="480" w:before="240" w:line="360" w:lineRule="auto"/>
         <w:ind w:firstLine="708"/>
         <w:jc w:val="both"/>
       </w:pPr>

--- a/template_ete_simplificado.docx
+++ b/template_ete_simplificado.docx
@@ -808,7 +808,7 @@
     </w:p>
     <w:p>
       <w:pPr>
-        <w:spacing w:after="480" w:before="240" w:line="360" w:lineRule="auto"/>
+        <w:spacing w:after="180" w:before="360" w:line="360" w:lineRule="auto"/>
       </w:pPr>
       <w:r>
         <w:rPr>
@@ -824,7 +824,7 @@
     </w:p>
     <w:p>
       <w:pPr>
-        <w:spacing w:after="480" w:before="240" w:line="360" w:lineRule="auto"/>
+        <w:spacing w:after="180" w:before="360" w:line="360" w:lineRule="auto"/>
         <w:ind w:firstLine="708"/>
         <w:jc w:val="both"/>
       </w:pPr>
@@ -1029,7 +1029,7 @@
     <w:p>
       <w:pPr>
         <w:keepNext/>
-        <w:spacing w:after="480" w:before="240" w:line="360" w:lineRule="auto"/>
+        <w:spacing w:after="180" w:before="360" w:line="360" w:lineRule="auto"/>
       </w:pPr>
       <w:r>
         <w:rPr>
@@ -1070,7 +1070,7 @@
           </w:tcPr>
           <w:p>
             <w:pPr>
-              <w:spacing w:after="480" w:before="240" w:line="360" w:lineRule="auto"/>
+              <w:spacing w:after="180" w:before="360" w:line="360" w:lineRule="auto"/>
               <w:jc w:val="left"/>
             </w:pPr>
             <w:r>
@@ -1078,8 +1078,8 @@
                 <w:rFonts w:ascii="Verdana" w:cs="Verdana" w:eastAsia="Verdana" w:hAnsi="Verdana"/>
                 <w:b/>
                 <w:bCs/>
-                <w:sz w:val="20"/>
-                <w:szCs w:val="20"/>
+                <w:sz w:val="22"/>
+                <w:szCs w:val="22"/>
               </w:rPr>
               <w:t xml:space="preserve">Empreendimento</w:t>
             </w:r>
@@ -1104,8 +1104,8 @@
             <w:r>
               <w:rPr>
                 <w:rFonts w:ascii="Verdana" w:cs="Verdana" w:eastAsia="Verdana" w:hAnsi="Verdana"/>
-                <w:sz w:val="20"/>
-                <w:szCs w:val="20"/>
+                <w:sz w:val="22"/>
+                <w:szCs w:val="22"/>
               </w:rPr>
               <w:t xml:space="preserve">{{CLIENTE_NOME}}</w:t>
             </w:r>
@@ -1138,8 +1138,8 @@
                 <w:rFonts w:ascii="Verdana" w:cs="Verdana" w:eastAsia="Verdana" w:hAnsi="Verdana"/>
                 <w:b/>
                 <w:bCs/>
-                <w:sz w:val="20"/>
-                <w:szCs w:val="20"/>
+                <w:sz w:val="22"/>
+                <w:szCs w:val="22"/>
               </w:rPr>
               <w:t xml:space="preserve">CNPJ</w:t>
             </w:r>
@@ -1164,8 +1164,8 @@
             <w:r>
               <w:rPr>
                 <w:rFonts w:ascii="Verdana" w:cs="Verdana" w:eastAsia="Verdana" w:hAnsi="Verdana"/>
-                <w:sz w:val="20"/>
-                <w:szCs w:val="20"/>
+                <w:sz w:val="22"/>
+                <w:szCs w:val="22"/>
               </w:rPr>
               <w:t xml:space="preserve">{{CLIENTE_CNPJ}}</w:t>
             </w:r>
@@ -1198,8 +1198,8 @@
                 <w:rFonts w:ascii="Verdana" w:cs="Verdana" w:eastAsia="Verdana" w:hAnsi="Verdana"/>
                 <w:b/>
                 <w:bCs/>
-                <w:sz w:val="20"/>
-                <w:szCs w:val="20"/>
+                <w:sz w:val="22"/>
+                <w:szCs w:val="22"/>
               </w:rPr>
               <w:t xml:space="preserve">Endereço</w:t>
             </w:r>
@@ -1224,8 +1224,8 @@
             <w:r>
               <w:rPr>
                 <w:rFonts w:ascii="Verdana" w:cs="Verdana" w:eastAsia="Verdana" w:hAnsi="Verdana"/>
-                <w:sz w:val="20"/>
-                <w:szCs w:val="20"/>
+                <w:sz w:val="22"/>
+                <w:szCs w:val="22"/>
               </w:rPr>
               <w:t xml:space="preserve">{{CLIENTE_ENDERECO}}</w:t>
             </w:r>
@@ -1258,8 +1258,8 @@
                 <w:rFonts w:ascii="Verdana" w:cs="Verdana" w:eastAsia="Verdana" w:hAnsi="Verdana"/>
                 <w:b/>
                 <w:bCs/>
-                <w:sz w:val="20"/>
-                <w:szCs w:val="20"/>
+                <w:sz w:val="22"/>
+                <w:szCs w:val="22"/>
               </w:rPr>
               <w:t xml:space="preserve">Tipo de Sistema</w:t>
             </w:r>
@@ -1284,8 +1284,8 @@
             <w:r>
               <w:rPr>
                 <w:rFonts w:ascii="Verdana" w:cs="Verdana" w:eastAsia="Verdana" w:hAnsi="Verdana"/>
-                <w:sz w:val="20"/>
-                <w:szCs w:val="20"/>
+                <w:sz w:val="22"/>
+                <w:szCs w:val="22"/>
               </w:rPr>
               <w:t xml:space="preserve">{{TIPO_SISTEMA}}</w:t>
             </w:r>
@@ -1318,8 +1318,8 @@
                 <w:rFonts w:ascii="Verdana" w:cs="Verdana" w:eastAsia="Verdana" w:hAnsi="Verdana"/>
                 <w:b/>
                 <w:bCs/>
-                <w:sz w:val="20"/>
-                <w:szCs w:val="20"/>
+                <w:sz w:val="22"/>
+                <w:szCs w:val="22"/>
               </w:rPr>
               <w:t xml:space="preserve">Resp. Técnico</w:t>
             </w:r>
@@ -1344,8 +1344,8 @@
             <w:r>
               <w:rPr>
                 <w:rFonts w:ascii="Verdana" w:cs="Verdana" w:eastAsia="Verdana" w:hAnsi="Verdana"/>
-                <w:sz w:val="20"/>
-                <w:szCs w:val="20"/>
+                <w:sz w:val="22"/>
+                <w:szCs w:val="22"/>
               </w:rPr>
               <w:t xml:space="preserve">{{RT_NOME}}</w:t>
             </w:r>
@@ -1378,8 +1378,8 @@
                 <w:rFonts w:ascii="Verdana" w:cs="Verdana" w:eastAsia="Verdana" w:hAnsi="Verdana"/>
                 <w:b/>
                 <w:bCs/>
-                <w:sz w:val="20"/>
-                <w:szCs w:val="20"/>
+                <w:sz w:val="22"/>
+                <w:szCs w:val="22"/>
               </w:rPr>
               <w:t xml:space="preserve">Executora</w:t>
             </w:r>
@@ -1404,8 +1404,8 @@
             <w:r>
               <w:rPr>
                 <w:rFonts w:ascii="Verdana" w:cs="Verdana" w:eastAsia="Verdana" w:hAnsi="Verdana"/>
-                <w:sz w:val="20"/>
-                <w:szCs w:val="20"/>
+                <w:sz w:val="22"/>
+                <w:szCs w:val="22"/>
               </w:rPr>
               <w:t xml:space="preserve">{{EMPRESA_NOME}}</w:t>
             </w:r>
@@ -1438,8 +1438,8 @@
                 <w:rFonts w:ascii="Verdana" w:cs="Verdana" w:eastAsia="Verdana" w:hAnsi="Verdana"/>
                 <w:b/>
                 <w:bCs/>
-                <w:sz w:val="20"/>
-                <w:szCs w:val="20"/>
+                <w:sz w:val="22"/>
+                <w:szCs w:val="22"/>
               </w:rPr>
               <w:t xml:space="preserve">Laboratório</w:t>
             </w:r>
@@ -1464,8 +1464,8 @@
             <w:r>
               <w:rPr>
                 <w:rFonts w:ascii="Verdana" w:cs="Verdana" w:eastAsia="Verdana" w:hAnsi="Verdana"/>
-                <w:sz w:val="20"/>
-                <w:szCs w:val="20"/>
+                <w:sz w:val="22"/>
+                <w:szCs w:val="22"/>
               </w:rPr>
               <w:t xml:space="preserve">{{LABORATORIO}}</w:t>
             </w:r>
@@ -1498,8 +1498,8 @@
                 <w:rFonts w:ascii="Verdana" w:cs="Verdana" w:eastAsia="Verdana" w:hAnsi="Verdana"/>
                 <w:b/>
                 <w:bCs/>
-                <w:sz w:val="20"/>
-                <w:szCs w:val="20"/>
+                <w:sz w:val="22"/>
+                <w:szCs w:val="22"/>
               </w:rPr>
               <w:t xml:space="preserve">Período</w:t>
             </w:r>
@@ -1524,8 +1524,8 @@
             <w:r>
               <w:rPr>
                 <w:rFonts w:ascii="Verdana" w:cs="Verdana" w:eastAsia="Verdana" w:hAnsi="Verdana"/>
-                <w:sz w:val="20"/>
-                <w:szCs w:val="20"/>
+                <w:sz w:val="22"/>
+                <w:szCs w:val="22"/>
               </w:rPr>
               <w:t xml:space="preserve">{{PERIODO_ATIVIDADES}}</w:t>
             </w:r>
@@ -1552,7 +1552,7 @@
     <w:p>
       <w:pPr>
         <w:keepNext/>
-        <w:spacing w:after="480" w:before="240" w:line="360" w:lineRule="auto"/>
+        <w:spacing w:after="180" w:before="360" w:line="360" w:lineRule="auto"/>
       </w:pPr>
       <w:r>
         <w:rPr>
@@ -1569,7 +1569,7 @@
     <w:p>
       <w:pPr>
         <w:keepNext/>
-        <w:spacing w:after="480" w:before="240" w:line="360" w:lineRule="auto"/>
+        <w:spacing w:after="180" w:before="360" w:line="360" w:lineRule="auto"/>
         <w:ind w:firstLine="708"/>
         <w:jc w:val="both"/>
       </w:pPr>
@@ -1863,7 +1863,7 @@
     </w:p>
     <w:p>
       <w:pPr>
-        <w:spacing w:after="480" w:before="240" w:line="360" w:lineRule="auto"/>
+        <w:spacing w:after="0" w:before="0" w:line="360" w:lineRule="auto"/>
       </w:pPr>
       <w:r>
         <w:rPr>
@@ -1879,7 +1879,7 @@
     </w:p>
     <w:p>
       <w:pPr>
-        <w:spacing w:after="480" w:before="240" w:line="360" w:lineRule="auto"/>
+        <w:spacing w:after="0" w:before="0" w:line="360" w:lineRule="auto"/>
         <w:ind w:firstLine="708"/>
         <w:jc w:val="both"/>
       </w:pPr>
@@ -1964,7 +1964,7 @@
     <w:p>
       <w:pPr>
         <w:keepNext/>
-        <w:spacing w:after="480" w:before="240" w:line="360" w:lineRule="auto"/>
+        <w:spacing w:after="180" w:before="360" w:line="360" w:lineRule="auto"/>
       </w:pPr>
       <w:r>
         <w:rPr>
@@ -1981,7 +1981,7 @@
     <w:p>
       <w:pPr>
         <w:keepNext/>
-        <w:spacing w:after="480" w:before="240" w:line="360" w:lineRule="auto"/>
+        <w:spacing w:after="180" w:before="360" w:line="360" w:lineRule="auto"/>
         <w:ind w:firstLine="708"/>
         <w:jc w:val="both"/>
       </w:pPr>
@@ -2779,7 +2779,7 @@
     </w:p>
     <w:p>
       <w:pPr>
-        <w:spacing w:after="480" w:before="240" w:line="360" w:lineRule="auto"/>
+        <w:spacing w:after="180" w:before="360" w:line="360" w:lineRule="auto"/>
       </w:pPr>
       <w:r>
         <w:rPr>
@@ -2795,7 +2795,7 @@
     </w:p>
     <w:p>
       <w:pPr>
-        <w:spacing w:after="480" w:before="240" w:line="360" w:lineRule="auto"/>
+        <w:spacing w:after="180" w:before="360" w:line="360" w:lineRule="auto"/>
         <w:ind w:firstLine="708"/>
         <w:jc w:val="both"/>
       </w:pPr>
@@ -5069,7 +5069,7 @@
     </w:p>
     <w:p>
       <w:pPr>
-        <w:spacing w:after="480" w:before="240" w:line="360" w:lineRule="auto"/>
+        <w:spacing w:after="180" w:before="360" w:line="360" w:lineRule="auto"/>
       </w:pPr>
       <w:r>
         <w:rPr>
@@ -5085,7 +5085,7 @@
     </w:p>
     <w:p>
       <w:pPr>
-        <w:spacing w:after="480" w:before="240" w:line="360" w:lineRule="auto"/>
+        <w:spacing w:after="180" w:before="360" w:line="360" w:lineRule="auto"/>
         <w:ind w:firstLine="708"/>
         <w:jc w:val="both"/>
       </w:pPr>
@@ -5225,7 +5225,7 @@
     </w:p>
     <w:p>
       <w:pPr>
-        <w:spacing w:after="480" w:before="240" w:line="360" w:lineRule="auto"/>
+        <w:spacing w:after="0" w:before="0" w:line="360" w:lineRule="auto"/>
         <w:ind w:firstLine="708"/>
         <w:jc w:val="both"/>
       </w:pPr>
@@ -5241,7 +5241,7 @@
     </w:p>
     <w:p>
       <w:pPr>
-        <w:spacing w:after="480" w:before="240" w:line="360" w:lineRule="auto"/>
+        <w:spacing w:after="0" w:before="0" w:line="360" w:lineRule="auto"/>
       </w:pPr>
       <w:r>
         <w:rPr>
@@ -5257,7 +5257,7 @@
     </w:p>
     <w:p>
       <w:pPr>
-        <w:spacing w:after="480" w:before="240" w:line="360" w:lineRule="auto"/>
+        <w:spacing w:after="0" w:before="0" w:line="360" w:lineRule="auto"/>
         <w:ind w:firstLine="708"/>
         <w:jc w:val="both"/>
       </w:pPr>
@@ -5325,7 +5325,7 @@
     </w:p>
     <w:p>
       <w:pPr>
-        <w:spacing w:after="480" w:before="240" w:line="360" w:lineRule="auto"/>
+        <w:spacing w:after="0" w:before="0" w:line="360" w:lineRule="auto"/>
         <w:ind w:firstLine="708"/>
         <w:jc w:val="both"/>
       </w:pPr>
@@ -5341,7 +5341,7 @@
     </w:p>
     <w:p>
       <w:pPr>
-        <w:spacing w:after="480" w:before="240" w:line="360" w:lineRule="auto"/>
+        <w:spacing w:after="0" w:before="0" w:line="360" w:lineRule="auto"/>
         <w:ind w:firstLine="708"/>
         <w:jc w:val="both"/>
       </w:pPr>

--- a/template_ete_simplificado.docx
+++ b/template_ete_simplificado.docx
@@ -824,7 +824,7 @@
     </w:p>
     <w:p>
       <w:pPr>
-        <w:spacing w:after="180" w:before="360" w:line="360" w:lineRule="auto"/>
+        <w:spacing w:after="0" w:before="360" w:line="360" w:lineRule="auto"/>
         <w:ind w:firstLine="708"/>
         <w:jc w:val="both"/>
       </w:pPr>
@@ -909,7 +909,7 @@
     </w:p>
     <w:p>
       <w:pPr>
-        <w:spacing w:after="60" w:before="60" w:line="360" w:lineRule="auto"/>
+        <w:spacing w:after="0" w:before="0" w:line="360" w:lineRule="auto"/>
         <w:ind w:firstLine="708"/>
         <w:jc w:val="both"/>
       </w:pPr>
@@ -956,7 +956,7 @@
     <w:p>
       <w:pPr>
         <w:keepNext/>
-        <w:spacing w:after="60" w:before="60" w:line="360" w:lineRule="auto"/>
+        <w:spacing w:after="0" w:before="0" w:line="360" w:lineRule="auto"/>
         <w:ind w:firstLine="708"/>
         <w:jc w:val="both"/>
       </w:pPr>
@@ -1029,7 +1029,7 @@
     <w:p>
       <w:pPr>
         <w:keepNext/>
-        <w:spacing w:after="180" w:before="360" w:line="360" w:lineRule="auto"/>
+        <w:spacing w:after="0" w:before="0" w:line="360" w:lineRule="auto"/>
       </w:pPr>
       <w:r>
         <w:rPr>

--- a/template_ete_simplificado.docx
+++ b/template_ete_simplificado.docx
@@ -1029,7 +1029,7 @@
     <w:p>
       <w:pPr>
         <w:keepNext/>
-        <w:spacing w:after="0" w:before="0" w:line="360" w:lineRule="auto"/>
+        <w:spacing w:after="180" w:before="360" w:line="360" w:lineRule="auto"/>
       </w:pPr>
       <w:r>
         <w:rPr>

--- a/template_ete_simplificado.docx
+++ b/template_ete_simplificado.docx
@@ -1070,7 +1070,7 @@
           </w:tcPr>
           <w:p>
             <w:pPr>
-              <w:spacing w:after="180" w:before="360" w:line="360" w:lineRule="auto"/>
+              <w:spacing w:before="120" w:after="120" w:line="240" w:lineRule="auto"/>
               <w:jc w:val="left"/>
             </w:pPr>
             <w:r>
@@ -1078,8 +1078,8 @@
                 <w:rFonts w:ascii="Verdana" w:cs="Verdana" w:eastAsia="Verdana" w:hAnsi="Verdana"/>
                 <w:b/>
                 <w:bCs/>
-                <w:sz w:val="22"/>
-                <w:szCs w:val="22"/>
+                <w:sz w:val="20"/>
+                <w:szCs w:val="20"/>
               </w:rPr>
               <w:t xml:space="preserve">Empreendimento</w:t>
             </w:r>
@@ -1104,8 +1104,8 @@
             <w:r>
               <w:rPr>
                 <w:rFonts w:ascii="Verdana" w:cs="Verdana" w:eastAsia="Verdana" w:hAnsi="Verdana"/>
-                <w:sz w:val="22"/>
-                <w:szCs w:val="22"/>
+                <w:sz w:val="20"/>
+                <w:szCs w:val="20"/>
               </w:rPr>
               <w:t xml:space="preserve">{{CLIENTE_NOME}}</w:t>
             </w:r>
@@ -1138,8 +1138,8 @@
                 <w:rFonts w:ascii="Verdana" w:cs="Verdana" w:eastAsia="Verdana" w:hAnsi="Verdana"/>
                 <w:b/>
                 <w:bCs/>
-                <w:sz w:val="22"/>
-                <w:szCs w:val="22"/>
+                <w:sz w:val="20"/>
+                <w:szCs w:val="20"/>
               </w:rPr>
               <w:t xml:space="preserve">CNPJ</w:t>
             </w:r>
@@ -1164,8 +1164,8 @@
             <w:r>
               <w:rPr>
                 <w:rFonts w:ascii="Verdana" w:cs="Verdana" w:eastAsia="Verdana" w:hAnsi="Verdana"/>
-                <w:sz w:val="22"/>
-                <w:szCs w:val="22"/>
+                <w:sz w:val="20"/>
+                <w:szCs w:val="20"/>
               </w:rPr>
               <w:t xml:space="preserve">{{CLIENTE_CNPJ}}</w:t>
             </w:r>
@@ -1198,8 +1198,8 @@
                 <w:rFonts w:ascii="Verdana" w:cs="Verdana" w:eastAsia="Verdana" w:hAnsi="Verdana"/>
                 <w:b/>
                 <w:bCs/>
-                <w:sz w:val="22"/>
-                <w:szCs w:val="22"/>
+                <w:sz w:val="20"/>
+                <w:szCs w:val="20"/>
               </w:rPr>
               <w:t xml:space="preserve">Endereço</w:t>
             </w:r>
@@ -1224,8 +1224,8 @@
             <w:r>
               <w:rPr>
                 <w:rFonts w:ascii="Verdana" w:cs="Verdana" w:eastAsia="Verdana" w:hAnsi="Verdana"/>
-                <w:sz w:val="22"/>
-                <w:szCs w:val="22"/>
+                <w:sz w:val="20"/>
+                <w:szCs w:val="20"/>
               </w:rPr>
               <w:t xml:space="preserve">{{CLIENTE_ENDERECO}}</w:t>
             </w:r>
@@ -1258,8 +1258,8 @@
                 <w:rFonts w:ascii="Verdana" w:cs="Verdana" w:eastAsia="Verdana" w:hAnsi="Verdana"/>
                 <w:b/>
                 <w:bCs/>
-                <w:sz w:val="22"/>
-                <w:szCs w:val="22"/>
+                <w:sz w:val="20"/>
+                <w:szCs w:val="20"/>
               </w:rPr>
               <w:t xml:space="preserve">Tipo de Sistema</w:t>
             </w:r>
@@ -1284,8 +1284,8 @@
             <w:r>
               <w:rPr>
                 <w:rFonts w:ascii="Verdana" w:cs="Verdana" w:eastAsia="Verdana" w:hAnsi="Verdana"/>
-                <w:sz w:val="22"/>
-                <w:szCs w:val="22"/>
+                <w:sz w:val="20"/>
+                <w:szCs w:val="20"/>
               </w:rPr>
               <w:t xml:space="preserve">{{TIPO_SISTEMA}}</w:t>
             </w:r>
@@ -1318,8 +1318,8 @@
                 <w:rFonts w:ascii="Verdana" w:cs="Verdana" w:eastAsia="Verdana" w:hAnsi="Verdana"/>
                 <w:b/>
                 <w:bCs/>
-                <w:sz w:val="22"/>
-                <w:szCs w:val="22"/>
+                <w:sz w:val="20"/>
+                <w:szCs w:val="20"/>
               </w:rPr>
               <w:t xml:space="preserve">Resp. Técnico</w:t>
             </w:r>
@@ -1344,8 +1344,8 @@
             <w:r>
               <w:rPr>
                 <w:rFonts w:ascii="Verdana" w:cs="Verdana" w:eastAsia="Verdana" w:hAnsi="Verdana"/>
-                <w:sz w:val="22"/>
-                <w:szCs w:val="22"/>
+                <w:sz w:val="20"/>
+                <w:szCs w:val="20"/>
               </w:rPr>
               <w:t xml:space="preserve">{{RT_NOME}}</w:t>
             </w:r>
@@ -1378,8 +1378,8 @@
                 <w:rFonts w:ascii="Verdana" w:cs="Verdana" w:eastAsia="Verdana" w:hAnsi="Verdana"/>
                 <w:b/>
                 <w:bCs/>
-                <w:sz w:val="22"/>
-                <w:szCs w:val="22"/>
+                <w:sz w:val="20"/>
+                <w:szCs w:val="20"/>
               </w:rPr>
               <w:t xml:space="preserve">Executora</w:t>
             </w:r>
@@ -1404,8 +1404,8 @@
             <w:r>
               <w:rPr>
                 <w:rFonts w:ascii="Verdana" w:cs="Verdana" w:eastAsia="Verdana" w:hAnsi="Verdana"/>
-                <w:sz w:val="22"/>
-                <w:szCs w:val="22"/>
+                <w:sz w:val="20"/>
+                <w:szCs w:val="20"/>
               </w:rPr>
               <w:t xml:space="preserve">{{EMPRESA_NOME}}</w:t>
             </w:r>
@@ -1438,8 +1438,8 @@
                 <w:rFonts w:ascii="Verdana" w:cs="Verdana" w:eastAsia="Verdana" w:hAnsi="Verdana"/>
                 <w:b/>
                 <w:bCs/>
-                <w:sz w:val="22"/>
-                <w:szCs w:val="22"/>
+                <w:sz w:val="20"/>
+                <w:szCs w:val="20"/>
               </w:rPr>
               <w:t xml:space="preserve">Laboratório</w:t>
             </w:r>
@@ -1464,8 +1464,8 @@
             <w:r>
               <w:rPr>
                 <w:rFonts w:ascii="Verdana" w:cs="Verdana" w:eastAsia="Verdana" w:hAnsi="Verdana"/>
-                <w:sz w:val="22"/>
-                <w:szCs w:val="22"/>
+                <w:sz w:val="20"/>
+                <w:szCs w:val="20"/>
               </w:rPr>
               <w:t xml:space="preserve">{{LABORATORIO}}</w:t>
             </w:r>
@@ -1498,8 +1498,8 @@
                 <w:rFonts w:ascii="Verdana" w:cs="Verdana" w:eastAsia="Verdana" w:hAnsi="Verdana"/>
                 <w:b/>
                 <w:bCs/>
-                <w:sz w:val="22"/>
-                <w:szCs w:val="22"/>
+                <w:sz w:val="20"/>
+                <w:szCs w:val="20"/>
               </w:rPr>
               <w:t xml:space="preserve">Período</w:t>
             </w:r>
@@ -1524,8 +1524,8 @@
             <w:r>
               <w:rPr>
                 <w:rFonts w:ascii="Verdana" w:cs="Verdana" w:eastAsia="Verdana" w:hAnsi="Verdana"/>
-                <w:sz w:val="22"/>
-                <w:szCs w:val="22"/>
+                <w:sz w:val="20"/>
+                <w:szCs w:val="20"/>
               </w:rPr>
               <w:t xml:space="preserve">{{PERIODO_ATIVIDADES}}</w:t>
             </w:r>

--- a/template_ete_simplificado.docx
+++ b/template_ete_simplificado.docx
@@ -800,7 +800,7 @@
           <w:footerReference w:type="default" r:id="rId8"/>
           <w:type w:val="nextPage"/>
           <w:pgSz w:w="12240" w:h="15840" w:orient="portrait"/>
-          <w:pgMar w:top="1701" w:right="1134" w:bottom="1134" w:left="1701" w:header="708" w:footer="708" w:gutter="0"/>
+          <w:pgMar w:top="2050" w:right="1134" w:bottom="1134" w:left="1701" w:header="708" w:footer="708" w:gutter="0"/>
           <w:pgNumType/>
           <w:docGrid w:linePitch="360"/>
         </w:sectPr>

--- a/template_ete_simplificado.docx
+++ b/template_ete_simplificado.docx
@@ -1548,6 +1548,15 @@
         </w:rPr>
         <w:t xml:space="preserve">{{__SECAO_QUADRO_INI__}}</w:t>
       </w:r>
+    </w:p>
+    <w:p>
+      <w:pPr>
+        <w:spacing w:after="0" w:before="0" w:line="240" w:lineRule="auto"/>
+        <w:rPr>
+          <w:sz w:val="20"/>
+          <w:szCs w:val="20"/>
+        </w:rPr>
+      </w:pPr>
     </w:p>
     <w:p>
       <w:pPr>

--- a/template_ete_simplificado.docx
+++ b/template_ete_simplificado.docx
@@ -1872,7 +1872,7 @@
     </w:p>
     <w:p>
       <w:pPr>
-        <w:spacing w:after="0" w:before="0" w:line="360" w:lineRule="auto"/>
+        <w:spacing w:after="180" w:before="360" w:line="360" w:lineRule="auto"/>
       </w:pPr>
       <w:r>
         <w:rPr>
@@ -1888,7 +1888,7 @@
     </w:p>
     <w:p>
       <w:pPr>
-        <w:spacing w:after="0" w:before="0" w:line="360" w:lineRule="auto"/>
+        <w:spacing w:after="180" w:before="360" w:line="360" w:lineRule="auto"/>
         <w:ind w:firstLine="708"/>
         <w:jc w:val="both"/>
       </w:pPr>

--- a/template_ete_simplificado.docx
+++ b/template_ete_simplificado.docx
@@ -317,7 +317,7 @@
     </w:p>
     <w:p>
       <w:pPr>
-        <w:spacing w:after="240" w:before="360"/>
+        <w:spacing w:after="480" w:before="360" w:line="360" w:lineRule="auto"/>
         <w:jc w:val="center"/>
       </w:pPr>
       <w:r>
@@ -337,7 +337,7 @@
         <w:tabs>
           <w:tab w:val="right" w:pos="9360" w:leader="dot"/>
         </w:tabs>
-        <w:spacing w:after="160" w:before="160"/>
+        <w:spacing w:after="480" w:before="360" w:line="360" w:lineRule="auto"/>
       </w:pPr>
       <w:r>
         <w:rPr>
@@ -800,7 +800,7 @@
           <w:footerReference w:type="default" r:id="rId8"/>
           <w:type w:val="nextPage"/>
           <w:pgSz w:w="12240" w:h="15840" w:orient="portrait"/>
-          <w:pgMar w:top="2050" w:right="1134" w:bottom="1134" w:left="1701" w:header="708" w:footer="708" w:gutter="0"/>
+          <w:pgMar w:top="1500" w:right="1134" w:bottom="1134" w:left="1701" w:header="708" w:footer="708" w:gutter="0"/>
           <w:pgNumType/>
           <w:docGrid w:linePitch="360"/>
         </w:sectPr>

--- a/template_ete_simplificado.docx
+++ b/template_ete_simplificado.docx
@@ -337,7 +337,7 @@
         <w:tabs>
           <w:tab w:val="right" w:pos="9360" w:leader="dot"/>
         </w:tabs>
-        <w:spacing w:after="480" w:before="360" w:line="360" w:lineRule="auto"/>
+        <w:spacing w:after="160" w:before="160"/>
       </w:pPr>
       <w:r>
         <w:rPr>

--- a/template_ete_simplificado.docx
+++ b/template_ete_simplificado.docx
@@ -2804,7 +2804,7 @@
     </w:p>
     <w:p>
       <w:pPr>
-        <w:spacing w:after="180" w:before="360" w:line="360" w:lineRule="auto"/>
+        <w:spacing w:after="0" w:before="360" w:line="360" w:lineRule="auto"/>
         <w:ind w:firstLine="708"/>
         <w:jc w:val="both"/>
       </w:pPr>
@@ -2902,7 +2902,7 @@
     </w:p>
     <w:p>
       <w:pPr>
-        <w:spacing w:after="60" w:before="60" w:line="360" w:lineRule="auto"/>
+        <w:spacing w:after="240" w:before="0" w:line="360" w:lineRule="auto"/>
         <w:ind w:firstLine="708"/>
         <w:jc w:val="both"/>
       </w:pPr>
@@ -3018,7 +3018,7 @@
           </w:tcPr>
           <w:p>
             <w:pPr>
-              <w:spacing w:after="0" w:before="0" w:line="240" w:lineRule="auto"/>
+              <w:spacing w:after="240" w:before="0" w:line="360" w:lineRule="auto"/>
               <w:jc w:val="center"/>
             </w:pPr>
             <w:r>

--- a/template_ete_simplificado.docx
+++ b/template_ete_simplificado.docx
@@ -4969,7 +4969,7 @@
     </w:tbl>
     <w:p>
       <w:pPr>
-        <w:spacing w:after="120" w:before="60" w:line="240" w:lineRule="auto"/>
+        <w:spacing w:after="120" w:before="240" w:line="240" w:lineRule="auto"/>
         <w:jc w:val="both"/>
       </w:pPr>
       <w:r>
@@ -4986,7 +4986,7 @@
     </w:p>
     <w:p>
       <w:pPr>
-        <w:spacing w:after="60" w:before="60" w:line="360" w:lineRule="auto"/>
+        <w:spacing w:after="120" w:before="240" w:line="240" w:lineRule="auto"/>
         <w:ind w:firstLine="708"/>
         <w:jc w:val="both"/>
       </w:pPr>

--- a/template_ete_simplificado.docx
+++ b/template_ete_simplificado.docx
@@ -5078,7 +5078,7 @@
     </w:p>
     <w:p>
       <w:pPr>
-        <w:spacing w:after="180" w:before="360" w:line="360" w:lineRule="auto"/>
+        <w:spacing w:after="180" w:before="180" w:line="360" w:lineRule="auto"/>
       </w:pPr>
       <w:r>
         <w:rPr>
@@ -5094,7 +5094,7 @@
     </w:p>
     <w:p>
       <w:pPr>
-        <w:spacing w:after="180" w:before="360" w:line="360" w:lineRule="auto"/>
+        <w:spacing w:after="180" w:before="180" w:line="360" w:lineRule="auto"/>
         <w:ind w:firstLine="708"/>
         <w:jc w:val="both"/>
       </w:pPr>

--- a/template_ete_simplificado.docx
+++ b/template_ete_simplificado.docx
@@ -4986,7 +4986,7 @@
     </w:p>
     <w:p>
       <w:pPr>
-        <w:spacing w:after="120" w:before="240" w:line="240" w:lineRule="auto"/>
+        <w:spacing w:after="0" w:before="240" w:line="360" w:lineRule="auto"/>
         <w:ind w:firstLine="708"/>
         <w:jc w:val="both"/>
       </w:pPr>
@@ -5006,7 +5006,7 @@
     </w:p>
     <w:p>
       <w:pPr>
-        <w:spacing w:after="60" w:before="60" w:line="360" w:lineRule="auto"/>
+        <w:spacing w:after="0" w:before="0" w:line="360" w:lineRule="auto"/>
         <w:ind w:firstLine="708"/>
         <w:jc w:val="both"/>
       </w:pPr>
@@ -5026,7 +5026,7 @@
     </w:p>
     <w:p>
       <w:pPr>
-        <w:spacing w:after="60" w:before="60" w:line="360" w:lineRule="auto"/>
+        <w:spacing w:after="0" w:before="0" w:line="360" w:lineRule="auto"/>
         <w:ind w:firstLine="708"/>
         <w:jc w:val="both"/>
       </w:pPr>
